--- a/researcher_mobility_ode/docs/manuscript_full_article_blinded.docx
+++ b/researcher_mobility_ode/docs/manuscript_full_article_blinded.docx
@@ -28,7 +28,7 @@
         <w:jc w:val="center"/>
       </w:pPr>
       <w:r>
-        <w:t>Approximate word count (main text incl. tables, excl. references): 9689</w:t>
+        <w:t>Approximate word count (main text incl. tables, excl. references): 9307</w:t>
       </w:r>
     </w:p>
     <w:p>
@@ -54,7 +54,7 @@
     </w:p>
     <w:p>
       <w:r>
-        <w:t>Artificial intelligence (AI) and machine learning (ML) research is increasingly concentrated in a few regions, raising the risk that smaller research communities fall below a minimum viable coauthor pool and cannot recover. We model each civilisation as a six-compartment system of domestic and abroad early-career, high-impact, and principal-investigator (PI) researchers, and estimate transition rates from OpenAlex Artificial Intelligence works (subfield 1702). The minimum viable coauthor threshold is defined as M = k × c_bar, where c_bar is the mean number of authors per work and k is the median number of distinct last-author groups observed per recent year. Across 9 groups, equilibrium domestic active pools remain above their thresholds, but the closest point of no return (PNR) is observed for the Other Western group, where the exogenous entry rate (I0) must be multiplied by 0.332× its current value (equivalent to a 67% proportional reduction) to drive the active pool to its threshold. A simulated reduction in dropout yields the largest margin gain per unit proportional change in every group in the fitted model. The 2017-2023 out-of-sample projection records root mean square error (RMSE) 12849.58 and a conservative, non-standard mean absolute percentage error (MAPE) of 162.0% (computed against count_obs + 1 to avoid division by zero). That level of error is expected because the projection is designed as an early-warning indicator of directional drift and threshold crossing, not as a precise population forecast. Historical and saturating-inflow counterfactuals show that the model is most sensitive to exogenous entry and attrition. These results provide a quantitative framework for early, safety-factor-bound policy scenarios that preserve civilisational diversity in AI/ML research.</w:t>
+        <w:t>Artificial intelligence (AI) and machine learning (ML) research is increasingly concentrated in a few regions, raising the risk that smaller research communities fall below a minimum viable coauthor pool and cannot recover. We model each civilisation as a six-compartment system of domestic and abroad early-career, high-impact, and principal-investigator (PI) researchers, and estimate transition rates from OpenAlex Artificial Intelligence works (subfield 1702). The minimum viable coauthor threshold is defined as M = k × c_bar, where c_bar is the mean number of authors per work and k is the median number of distinct last-author groups observed per recent year. Across 9 groups, equilibrium domestic active pools remain above their thresholds, but the closest point of no return (PNR) is observed for the Other Western group, where the exogenous entry rate (I0) must be multiplied by 0.332× its current value (equivalent to a 67% proportional reduction) to drive the active pool to its threshold. A simulated reduction in dropout yields the largest margin gain per unit proportional change in every group in the fitted model. The 2017-2023 out-of-sample projection records root mean square error (RMSE) 12849.58 and a conservative, non-standard mean absolute percentage error (MAPE) of 162.0% (computed against count_obs + 1 to avoid division by zero). That level of error is expected because the projection is designed as an early-warning indicator of directional drift and threshold crossing, not as a precise population forecast. Historical counterfactuals and bootstrap uncertainty show that the model is most sensitive to exogenous entry and attrition. These results provide a quantitative framework for early, safety-factor-bound policy scenarios that preserve civilisational diversity in AI/ML research.</w:t>
       </w:r>
     </w:p>
     <w:p>
@@ -4691,7 +4691,7 @@
     </w:p>
     <w:p>
       <w:r>
-        <w:t>Replacing linear inflow with a saturating form lowers equilibrium pools because each additional PI adds fewer entrants. Table 5 compares linear and saturating equilibrium T values. The saturating model is important because the observed r is often close to the stability boundary, and an unchecked linear inflow can produce explosive growth. Across groups, the saturating variant predicts equilibrium pools that are -0-0% lower than the linear variant, underscoring the sensitivity of long-run projections to the functional form of inflow. This sensitivity does not overturn the ranking of groups, but it shows that absolute equilibrium levels should be treated with caution. The saturating model is the preferred interpretation for policy because it acknowledges that recruitment cannot scale linearly with the number of PIs indefinitely.</w:t>
+        <w:t>We also test a saturating recruitment function in which each additional PI adds fewer entrants. With the capacity parameter calibrated to observed PI stocks, the saturating equilibrium is below 0.001% for every group at the displayed precision, so the linear safety-factor bound remains the operative constraint. Table 5 reports the fitted epsilon values; the near-zero differences show that the results are not driven by unbounded linear growth, but they do not rule out stronger saturation at higher PI densities.</w:t>
       </w:r>
     </w:p>
     <w:tbl>
@@ -6675,7 +6675,7 @@
     </w:p>
     <w:p>
       <w:r>
-        <w:t>Table 8 reports bootstrap 95% confidence intervals for the equilibrium active pool T and the domestic PI pool P_D. The intervals are wide, reflecting the small cohort sample and the extrapolation from individual careers to long-run steady states. For some groups the upper bound is an order of magnitude larger than the lower bound, indicating that the equilibrium is sensitive to resampling variation in the transition rates. This uncertainty should be interpreted as a warning against over-interpreting point estimates and as a reason to view the point-of-no-return distances as indicative rather than precise thresholds. Despite the width, the lower bounds for most groups remain above the minimum viable threshold, which supports the qualitative conclusion that all groups are currently above the PNR. For the smallest groups the lower bound is closer to M, reinforcing the need for continued monitoring and for policy buffers.</w:t>
+        <w:t>Table 8 reports bootstrap 95% confidence intervals for the equilibrium active pool T and the domestic PI pool P_D. The intervals are wide, reflecting the model-implied cohort scale and the extrapolation from observed author-career exposure to long-run steady states. For some groups the upper bound is an order of magnitude larger than the lower bound, indicating that the equilibrium is sensitive to resampling variation in the transition rates. This uncertainty should be interpreted as a warning against over-interpreting point estimates and as a reason to view the point-of-no-return distances as indicative rather than precise thresholds. Despite the width, the lower bounds for most groups remain above the minimum viable threshold, which supports the qualitative conclusion that all groups are currently above the PNR. For the smallest groups the lower bound is closer to M, reinforcing the need for continued monitoring and for policy buffers.</w:t>
       </w:r>
     </w:p>
     <w:tbl>
@@ -8647,20 +8647,7 @@
         <w:pStyle w:val="Heading2"/>
       </w:pPr>
       <w:r>
-        <w:t>5.8 Correction pressures in the annual model</w:t>
-      </w:r>
-    </w:p>
-    <w:p>
-      <w:r>
-        <w:t>The annual projection performs best where the correction pressures in Section 4.7 are binding. Laplace smoothing prevents empty cells from being treated as impossible transitions; the unit-interval clip and the dropout cap prevent the trend extrapolation from producing rates that are incompatible with a stochastic transition matrix; and the 2016 inflow apportionment keeps new-entrant composition close to the last observed regime. These pressures mean that the projection is not a purely mechanical forecast: it is a bounded extrapolation that stays within the empirical support of the 2000-2016 data and within the stability constraints of the compartment model.</w:t>
-      </w:r>
-    </w:p>
-    <w:p>
-      <w:pPr>
-        <w:pStyle w:val="Heading2"/>
-      </w:pPr>
-      <w:r>
-        <w:t>5.9 Japan-specific compartment and transition-rate ladder</w:t>
+        <w:t>5.8 Japan-specific compartment and transition-rate ladder</w:t>
       </w:r>
     </w:p>
     <w:p>
@@ -8720,7 +8707,7 @@
         <w:pStyle w:val="Heading2"/>
       </w:pPr>
       <w:r>
-        <w:t>5.10 A combined model-evaluation view: T/M and PNR proximity</w:t>
+        <w:t>5.9 A combined model-evaluation view: T/M and PNR proximity</w:t>
       </w:r>
     </w:p>
     <w:p>
@@ -9160,20 +9147,7 @@
         <w:pStyle w:val="Heading2"/>
       </w:pPr>
       <w:r>
-        <w:t>6.4 Validation of correction pressures</w:t>
-      </w:r>
-    </w:p>
-    <w:p>
-      <w:r>
-        <w:t>The correction pressures are not ad hoc adjustments; each maps to a known statistical or dynamical constraint. Laplace smoothing is equivalent to a weak Dirichlet prior on a multinomial transition vector; it guarantees that no cell has zero estimated probability and shrinks rare transitions toward the simplex centroid. Clipping projected rates to values between 0 and 1 is a feasibility constraint on probabilities; the dropout cap is a cross-sectional constraint that prevents projected attrition from exceeding the observed stock; and the inflow apportionment constraint keeps the composition of new entrants equal to the last observed recruitment pattern. In the 2017-2023 projection these pressures reduced the sensitivity of the forecast to sparse cells and to short-run fluctuations in small groups. Quantitatively, the overall RMSE of 12849.58 and conservative MAPE of 162.0% are consistent with a model that is deliberately regularised rather than optimised for in-sample fit. The high MAPE is driven by sparse compartments and zero-observed cells; the projection is therefore appropriate for monitoring directional drift and proximity to the PNR, not for precise count forecasting. The residual errors are concentrated in the smallest compartments, which is exactly where smoothing is most active and where future data will be most valuable.</w:t>
-      </w:r>
-    </w:p>
-    <w:p>
-      <w:pPr>
-        <w:pStyle w:val="Heading2"/>
-      </w:pPr>
-      <w:r>
-        <w:t>6.5 Intra-civilisation alternatives when inter-civilisation mobility cannot be controlled</w:t>
+        <w:t>6.4 Intra-civilisation alternatives when inter-civilisation mobility cannot be controlled</w:t>
       </w:r>
     </w:p>
     <w:p>
@@ -9186,7 +9160,7 @@
         <w:pStyle w:val="Heading2"/>
       </w:pPr>
       <w:r>
-        <w:t>6.6 Annual updating as an early-warning layer</w:t>
+        <w:t>6.5 Annual updating as an early-warning layer</w:t>
       </w:r>
     </w:p>
     <w:p>
@@ -9199,12 +9173,12 @@
         <w:pStyle w:val="Heading2"/>
       </w:pPr>
       <w:r>
-        <w:t>6.7 Limitations</w:t>
+        <w:t>6.6 Limitations</w:t>
       </w:r>
     </w:p>
     <w:p>
       <w:r>
-        <w:t>Several limitations should be acknowledged. OpenAlex affiliation and country assignments are noisy, especially for researchers with multiple affiliations. The civilisation grouping is a coarse aggregation; within-group heterogeneity is substantial. The annual model relies on a discrete approximation of the continuous-time ODE and does not capture within-year events or cross-civilisation spillovers. Inter-civilisation flows are approximated by the author's recent_group while abroad, which misses year-to-year destination switching. The civilisation label is a pragmatic aggregation of publication-affiliation patterns. Historical civilisational boundaries do not necessarily coincide with contemporary political or value-based boundaries, and this study cannot determine whether the diversity of research ideas maps more closely onto historical civilisational groupings or onto current political and value communities; for example, the Sinic grouping reflects current OpenAlex country metadata and does not resolve the cultural and historical ties between mainland China and Taiwan, which currently appear as separate research arenas. This is treated as an empirical limitation of the classification, not as a normative claim.The cohort sample is small; the absolute equilibrium numbers should be interpreted as model-implied stocks rather than as census counts. Authors with many publications are over-weighted relative to one-publication authors, so rate estimates reflect author-publication exposure rather than a uniformly representative sample of individuals. The endogenous inflow is capped at a safety factor of 0.40 relative to the critical reproduction rate; alternative values would shift equilibrium levels and should be reported in future sensitivity tables. Finally, the point-of-no-return threshold is a sufficient condition for collapse, not a necessary one: a community may decline for reasons outside the model even if T remains above M.</w:t>
+        <w:t>Several limitations should be acknowledged. OpenAlex affiliation and country assignments are noisy, especially for researchers with multiple affiliations. The civilisation grouping is a coarse aggregation; within-group heterogeneity is substantial. The annual model relies on a discrete approximation of the continuous-time ODE and does not capture within-year events or cross-civilisation spillovers. Inter-civilisation flows are approximated by the author's recent_group while abroad, which misses year-to-year destination switching. The civilisation label is a pragmatic aggregation of publication-affiliation patterns. Historical civilisational boundaries do not necessarily coincide with contemporary political or value-based boundaries, and this study cannot determine whether the diversity of research ideas maps more closely onto historical civilisational groupings or onto current political and value communities; for example, the Sinic grouping reflects current OpenAlex country metadata and does not resolve the cultural and historical ties between mainland China and Taiwan, which currently appear as separate research arenas. This is treated as an empirical limitation of the classification, not as a normative claim. The cohort is a model-implied sample extracted from OpenAlex; absolute equilibrium numbers should be interpreted as model-implied stocks rather than census counts. Authors with many publications are over-weighted relative to less prolific authors, so rate estimates reflect author-publication exposure rather than a uniformly representative sample of individuals. The endogenous inflow is capped at a safety factor of 0.40 relative to the critical reproduction rate; alternative values would shift equilibrium levels and should be reported in future sensitivity tables. Finally, the point-of-no-return threshold is a sufficient condition for collapse, not a necessary one: a community may decline for reasons outside the model even if T remains above M.</w:t>
       </w:r>
     </w:p>
     <w:p>
@@ -9214,7 +9188,7 @@
     </w:p>
     <w:p>
       <w:r>
-        <w:t>From a security-studies perspective, the framework is intentionally non-adversarial. It does not model deliberate recruitment campaigns, technology transfer, or strategic denial. Instead, it treats mobility as an aggregate transition process and asks when a community becomes unable to reproduce itself. That baseline is useful because it shows where defensive, capacity-building policies can be most efficient, but it does not replace classified or diplomatic assessments of technology competition. Future work could add a strategic layer by distinguishing between civilian and defence-relevant AI/ML pipelines, or by modelling the effects of targeted recruitment on specific subfields.</w:t>
+        <w:t>From a security-studies perspective, the framework is intentionally non-adversarial: it treats mobility as an aggregate transition process and asks when a community becomes unable to reproduce itself, without modelling deliberate recruitment campaigns, technology transfer, or strategic denial. Future work could add a strategic layer by distinguishing civilian from defence-relevant AI/ML pipelines, or by modelling targeted recruitment in specific subfields.</w:t>
       </w:r>
     </w:p>
     <w:p>

--- a/researcher_mobility_ode/docs/manuscript_full_article_blinded.docx
+++ b/researcher_mobility_ode/docs/manuscript_full_article_blinded.docx
@@ -28,7 +28,7 @@
         <w:jc w:val="center"/>
       </w:pPr>
       <w:r>
-        <w:t>Approximate word count (main text incl. tables, excl. references): 9307</w:t>
+        <w:t>Approximate word count (main text incl. tables, excl. references): 9372</w:t>
       </w:r>
     </w:p>
     <w:p>
@@ -54,7 +54,7 @@
     </w:p>
     <w:p>
       <w:r>
-        <w:t>Artificial intelligence (AI) and machine learning (ML) research is increasingly concentrated in a few regions, raising the risk that smaller research communities fall below a minimum viable coauthor pool and cannot recover. We model each civilisation as a six-compartment system of domestic and abroad early-career, high-impact, and principal-investigator (PI) researchers, and estimate transition rates from OpenAlex Artificial Intelligence works (subfield 1702). The minimum viable coauthor threshold is defined as M = k × c_bar, where c_bar is the mean number of authors per work and k is the median number of distinct last-author groups observed per recent year. Across 9 groups, equilibrium domestic active pools remain above their thresholds, but the closest point of no return (PNR) is observed for the Other Western group, where the exogenous entry rate (I0) must be multiplied by 0.332× its current value (equivalent to a 67% proportional reduction) to drive the active pool to its threshold. A simulated reduction in dropout yields the largest margin gain per unit proportional change in every group in the fitted model. The 2017-2023 out-of-sample projection records root mean square error (RMSE) 12849.58 and a conservative, non-standard mean absolute percentage error (MAPE) of 162.0% (computed against count_obs + 1 to avoid division by zero). That level of error is expected because the projection is designed as an early-warning indicator of directional drift and threshold crossing, not as a precise population forecast. Historical counterfactuals and bootstrap uncertainty show that the model is most sensitive to exogenous entry and attrition. These results provide a quantitative framework for early, safety-factor-bound policy scenarios that preserve civilisational diversity in AI/ML research.</w:t>
+        <w:t>Artificial intelligence (AI) and machine learning (ML) research is increasingly concentrated in a few regions, raising the risk that smaller research communities fall below a minimum viable coauthor pool and cannot recover. We model each civilisation as a six-compartment system of domestic and abroad early-career, high-impact, and principal-investigator (PI) researchers, and estimate transition rates from OpenAlex Artificial Intelligence works (subfield 1702). The minimum viable coauthor threshold is defined as M = k × c_bar, where c_bar is the mean number of authors per work and k is the median number of distinct last-author groups observed per recent year. Across 9 groups, equilibrium domestic active pools remain above their thresholds, but the closest point of no return (PNR) is observed for the Other Western group, where the exogenous entry rate (I0) must be multiplied by 0.332× its current value (equivalent to a 67% proportional reduction) to drive the active pool to its threshold. A simulated reduction in dropout yields the largest margin gain per unit proportional change in every group in the fitted model. The 2017-2023 out-of-sample projection records root mean square error (RMSE) 10187.43 and a conservative, non-standard mean absolute percentage error (MAPE) of 130.4% (computed against count_obs + 1 to avoid division by zero). That level of error is expected because the projection is designed as an early-warning indicator of directional drift and threshold crossing, not as a precise population forecast. Historical counterfactuals and bootstrap uncertainty show that the model is most sensitive to exogenous entry and attrition. These results provide a quantitative framework for early, safety-factor-bound policy scenarios that preserve civilisational diversity in AI/ML research.</w:t>
       </w:r>
     </w:p>
     <w:p>
@@ -2115,12 +2115,12 @@
     </w:p>
     <w:p>
       <w:r>
-        <w:t>The steady-state model in Sections 4.1-4.4 treats rates as constants. To test whether the same framework can be used for short-run monitoring, we reconstructed year-by-year compartment membership from the cohort data. For each author and year we inferred location as domestic if the author was in the origin civilisation and abroad otherwise. From these states we computed annual transition counts for the six compartments, applied Laplace +0.5 smoothing to empty destination cells, and derived the probabilities that map to α, β, h_D, h_A, p_D, p_A and d. Inter-civilisation flows are approximated by assigning each abroad author-year to the author's recent_group as the destination civilisation.</w:t>
+        <w:t>The steady-state model in Sections 4.1-4.4 treats rates as constants. To test whether the same framework can be used for short-run monitoring, we reconstructed year-by-year compartment membership from the cohort data. For each author and year we inferred location as domestic if the author was in the origin civilisation and abroad otherwise. From these states we computed annual transition counts for the six compartments, applied Laplace +0.5 smoothing to empty destination cells, and derived the probabilities that map to α, β, h_D, h_A and p_D, p_A. Dropout (d) is not directly observed year-by-year in the training window because final attrition is right-censored before 2023, so we import the cohort-level per-year hazard from the full-career data and treat it as a constant annual rate for each group. Inter-civilisation flows are approximated by assigning each abroad author-year to the author's recent_group as the destination civilisation.</w:t>
       </w:r>
     </w:p>
     <w:p>
       <w:r>
-        <w:t>For the 2017-2026 projection we fit a linear trend to the observed 2000-2016 rates for each group and rate. If fewer than four observations were available or the fit explained less than 10% of the variance, the historical mean was used instead. Projected rates were clipped to values between 0 and 1. Dropout was capped at 1.5 times the 90th percentile of observed dropout rates in the training window to prevent implausible extrapolation. Projected total inflows were apportioned across compartments using the first-compartment distribution observed over the 2000-2016 training period. Population composition was projected forward with the discrete-time recursion N(t+1) = N(t)P(t) + b(t+1), where P(t) is a 6×6 row-stochastic-in-expectation matrix that preserves dropout mass: the row sum is 1 − d after scaling outgoing rates. This discrete step is the operational counterpart of the continuous-time ODE; with an annual dt it provides an early-warning signal one year ahead.</w:t>
+        <w:t>For the 2017-2026 projection we fit a linear trend to the observed 2000-2016 rates for each group and rate. If fewer than four observations were available or the fit explained less than 10% of the variance, the historical mean was used instead. Projected rates were clipped to values between 0 and 1. The annual dropout rate was capped at 1.5 times the cohort-level per-year hazard to prevent extrapolation beyond observed career attrition. Projected total inflows were apportioned across compartments using the first-compartment distribution observed over the 2000-2016 training period. Population composition was projected forward with the discrete-time recursion N(t+1) = N(t)P(t) + b(t+1), where P(t) is a 6×6 row-stochastic-in-expectation matrix that preserves dropout mass: the row sum is 1 − d after scaling outgoing rates. This discrete step is the operational counterpart of the continuous-time ODE; with an annual dt it provides an early-warning signal one year ahead.</w:t>
       </w:r>
     </w:p>
     <w:p>
@@ -2143,7 +2143,7 @@
     </w:p>
     <w:p>
       <w:r>
-        <w:t>Clipping projected rates to values between 0 and 1 is a feasibility pressure: rates outside the probability simplex are inadmissible. The dropout cap is a safety pressure motivated by the fact that unbounded linear extrapolation of observed attrition would eventually predict more leavers than the total stock. The inflow apportionment pressure keeps the composition of new entrants aligned with the most recently observed recruitment pattern, rather than inventing a new distribution. Finally, the safety factor of 0.40 on the endogenous PI-driven inflow keeps the system inside the stability boundary. Together these pressures embody the principle that projection should stay within observed empirical support and within theoretical stability limits; they are not arbitrary adjustments but transparent bounds that can be tightened or relaxed as more data become available.</w:t>
+        <w:t>Clipping projected rates to values between 0 and 1 is a feasibility pressure: rates outside the probability simplex are inadmissible. The annual dropout rate is anchored to the cohort-level per-year hazard rather than extrapolated from year-to-year transitions, because final attrition is right-censored in the training window. The inflow apportionment pressure keeps the composition of new entrants aligned with the most recently observed recruitment pattern, rather than inventing a new distribution. Finally, the safety factor of 0.40 on the endogenous PI-driven inflow keeps the system inside the stability boundary. Together these pressures embody the principle that projection should stay within observed empirical support and within theoretical stability limits; they are not arbitrary adjustments but transparent bounds that can be tightened or relaxed as more data become available.</w:t>
       </w:r>
     </w:p>
     <w:p>
@@ -7533,7 +7533,7 @@
           </w:tcPr>
           <w:p>
             <w:r>
-              <w:t>0.000</w:t>
+              <w:t>0.046</w:t>
             </w:r>
           </w:p>
         </w:tc>
@@ -7605,7 +7605,7 @@
           </w:tcPr>
           <w:p>
             <w:r>
-              <w:t>0.000</w:t>
+              <w:t>0.046</w:t>
             </w:r>
           </w:p>
         </w:tc>
@@ -7677,7 +7677,7 @@
           </w:tcPr>
           <w:p>
             <w:r>
-              <w:t>0.000</w:t>
+              <w:t>0.028</w:t>
             </w:r>
           </w:p>
         </w:tc>
@@ -7749,7 +7749,7 @@
           </w:tcPr>
           <w:p>
             <w:r>
-              <w:t>0.000</w:t>
+              <w:t>0.030</w:t>
             </w:r>
           </w:p>
         </w:tc>
@@ -7821,7 +7821,7 @@
           </w:tcPr>
           <w:p>
             <w:r>
-              <w:t>0.000</w:t>
+              <w:t>0.055</w:t>
             </w:r>
           </w:p>
         </w:tc>
@@ -7893,7 +7893,7 @@
           </w:tcPr>
           <w:p>
             <w:r>
-              <w:t>0.000</w:t>
+              <w:t>0.042</w:t>
             </w:r>
           </w:p>
         </w:tc>
@@ -7965,7 +7965,7 @@
           </w:tcPr>
           <w:p>
             <w:r>
-              <w:t>0.000</w:t>
+              <w:t>0.044</w:t>
             </w:r>
           </w:p>
         </w:tc>
@@ -8037,7 +8037,7 @@
           </w:tcPr>
           <w:p>
             <w:r>
-              <w:t>0.000</w:t>
+              <w:t>0.034</w:t>
             </w:r>
           </w:p>
         </w:tc>
@@ -8109,7 +8109,7 @@
           </w:tcPr>
           <w:p>
             <w:r>
-              <w:t>0.000</w:t>
+              <w:t>0.046</w:t>
             </w:r>
           </w:p>
         </w:tc>
@@ -8138,14 +8138,14 @@
     </w:p>
     <w:p>
       <w:r>
-        <w:t>Figure 6 shows the inter-civilisation accumulation of abroad author-years. Rows represent the origin civilisation and columns represent the destination civilisation, approximated by the author's recent_group while abroad. The heatmap is a lower-bound proxy because year-to-year destination switches within a spell abroad are not observed.</w:t>
+        <w:t>Figure 6 shows the cross-civilisation accumulation of abroad author-years. Rows represent the origin civilisation and columns represent the destination civilisation, approximated by the author's recent_group while abroad. Origin-destination cells with the same civilisation and destinations labelled Unknown are excluded because the reconstruction cannot observe the actual host civilisation. The remaining cells are a lower-bound proxy for the true inter-civilisation pipelines.</w:t>
       </w:r>
     </w:p>
     <w:p>
       <w:r>
         <w:drawing>
           <wp:inline xmlns:a="http://schemas.openxmlformats.org/drawingml/2006/main" xmlns:pic="http://schemas.openxmlformats.org/drawingml/2006/picture">
-            <wp:extent cx="5303520" cy="4273132"/>
+            <wp:extent cx="5303520" cy="4311272"/>
             <wp:docPr id="6" name="Picture 6"/>
             <wp:cNvGraphicFramePr>
               <a:graphicFrameLocks noChangeAspect="1"/>
@@ -8166,7 +8166,7 @@
                   <pic:spPr>
                     <a:xfrm>
                       <a:off x="0" y="0"/>
-                      <a:ext cx="5303520" cy="4273132"/>
+                      <a:ext cx="5303520" cy="4311272"/>
                     </a:xfrm>
                     <a:prstGeom prst="rect"/>
                   </pic:spPr>
@@ -8185,12 +8185,12 @@
         <w:rPr>
           <w:i/>
         </w:rPr>
-        <w:t>Figure 6. Inter-civilisation abroad author-year accumulation by origin (rows) and destination (columns) (lower-bound proxy; year-to-year destination switches within a spell abroad are not observed).</w:t>
+        <w:t>Figure 6. Cross-civilisation abroad author-year accumulation by origin (rows) and destination (columns) (same-civilisation cells and Unknown destinations excluded; lower-bound proxy).</w:t>
       </w:r>
     </w:p>
     <w:p>
       <w:r>
-        <w:t>Table 10 lists the origin-destination pairs with the largest accumulation of abroad author-years. These pairs identify the strongest visible inter-civilisation pipelines and are the empirical counterpart to the α and β transitions.</w:t>
+        <w:t>Table 10 lists the cross-origin-destination pairs with the largest accumulation of abroad author-years. Same-civilisation cells and Unknown destinations are excluded because they cannot be interpreted as inter-civilisation flows. These pairs identify the strongest visible inter-civilisation pipelines and are the empirical counterpart to the α and β transitions.</w:t>
       </w:r>
     </w:p>
     <w:tbl>
@@ -8252,6 +8252,16 @@
           </w:tcPr>
           <w:p>
             <w:r>
+              <w:t>United States</w:t>
+            </w:r>
+          </w:p>
+        </w:tc>
+        <w:tc>
+          <w:tcPr>
+            <w:tcW w:type="dxa" w:w="2880"/>
+          </w:tcPr>
+          <w:p>
+            <w:r>
               <w:t>Sinic</w:t>
             </w:r>
           </w:p>
@@ -8262,17 +8272,7 @@
           </w:tcPr>
           <w:p>
             <w:r>
-              <w:t>Sinic</w:t>
-            </w:r>
-          </w:p>
-        </w:tc>
-        <w:tc>
-          <w:tcPr>
-            <w:tcW w:type="dxa" w:w="2880"/>
-          </w:tcPr>
-          <w:p>
-            <w:r>
-              <w:t>111609</w:t>
+              <w:t>52689</w:t>
             </w:r>
           </w:p>
         </w:tc>
@@ -8284,6 +8284,16 @@
           </w:tcPr>
           <w:p>
             <w:r>
+              <w:t>United States</w:t>
+            </w:r>
+          </w:p>
+        </w:tc>
+        <w:tc>
+          <w:tcPr>
+            <w:tcW w:type="dxa" w:w="2880"/>
+          </w:tcPr>
+          <w:p>
+            <w:r>
               <w:t>Continental Europe</w:t>
             </w:r>
           </w:p>
@@ -8294,17 +8304,7 @@
           </w:tcPr>
           <w:p>
             <w:r>
-              <w:t>Continental Europe</w:t>
-            </w:r>
-          </w:p>
-        </w:tc>
-        <w:tc>
-          <w:tcPr>
-            <w:tcW w:type="dxa" w:w="2880"/>
-          </w:tcPr>
-          <w:p>
-            <w:r>
-              <w:t>86447</w:t>
+              <w:t>21968</w:t>
             </w:r>
           </w:p>
         </w:tc>
@@ -8316,7 +8316,7 @@
           </w:tcPr>
           <w:p>
             <w:r>
-              <w:t>United States</w:t>
+              <w:t>Anglosphere ex-US</w:t>
             </w:r>
           </w:p>
         </w:tc>
@@ -8326,7 +8326,7 @@
           </w:tcPr>
           <w:p>
             <w:r>
-              <w:t>Unknown</w:t>
+              <w:t>Sinic</w:t>
             </w:r>
           </w:p>
         </w:tc>
@@ -8336,7 +8336,7 @@
           </w:tcPr>
           <w:p>
             <w:r>
-              <w:t>65558</w:t>
+              <w:t>20534</w:t>
             </w:r>
           </w:p>
         </w:tc>
@@ -8348,7 +8348,7 @@
           </w:tcPr>
           <w:p>
             <w:r>
-              <w:t>Continental Europe</w:t>
+              <w:t>Sinic</w:t>
             </w:r>
           </w:p>
         </w:tc>
@@ -8358,7 +8358,7 @@
           </w:tcPr>
           <w:p>
             <w:r>
-              <w:t>Unknown</w:t>
+              <w:t>United States</w:t>
             </w:r>
           </w:p>
         </w:tc>
@@ -8368,7 +8368,7 @@
           </w:tcPr>
           <w:p>
             <w:r>
-              <w:t>58313</w:t>
+              <w:t>18505</w:t>
             </w:r>
           </w:p>
         </w:tc>
@@ -8380,7 +8380,7 @@
           </w:tcPr>
           <w:p>
             <w:r>
-              <w:t>United States</w:t>
+              <w:t>Continental Europe</w:t>
             </w:r>
           </w:p>
         </w:tc>
@@ -8390,7 +8390,7 @@
           </w:tcPr>
           <w:p>
             <w:r>
-              <w:t>United States</w:t>
+              <w:t>Anglosphere ex-US</w:t>
             </w:r>
           </w:p>
         </w:tc>
@@ -8400,7 +8400,7 @@
           </w:tcPr>
           <w:p>
             <w:r>
-              <w:t>57712</w:t>
+              <w:t>18156</w:t>
             </w:r>
           </w:p>
         </w:tc>
@@ -8422,7 +8422,7 @@
           </w:tcPr>
           <w:p>
             <w:r>
-              <w:t>Sinic</w:t>
+              <w:t>Anglosphere ex-US</w:t>
             </w:r>
           </w:p>
         </w:tc>
@@ -8432,7 +8432,7 @@
           </w:tcPr>
           <w:p>
             <w:r>
-              <w:t>52689</w:t>
+              <w:t>17719</w:t>
             </w:r>
           </w:p>
         </w:tc>
@@ -8444,7 +8444,7 @@
           </w:tcPr>
           <w:p>
             <w:r>
-              <w:t>Anglosphere ex-US</w:t>
+              <w:t>Continental Europe</w:t>
             </w:r>
           </w:p>
         </w:tc>
@@ -8454,7 +8454,7 @@
           </w:tcPr>
           <w:p>
             <w:r>
-              <w:t>Anglosphere ex-US</w:t>
+              <w:t>United States</w:t>
             </w:r>
           </w:p>
         </w:tc>
@@ -8464,7 +8464,7 @@
           </w:tcPr>
           <w:p>
             <w:r>
-              <w:t>38063</w:t>
+              <w:t>15459</w:t>
             </w:r>
           </w:p>
         </w:tc>
@@ -8476,7 +8476,7 @@
           </w:tcPr>
           <w:p>
             <w:r>
-              <w:t>Sinic</w:t>
+              <w:t>Anglosphere ex-US</w:t>
             </w:r>
           </w:p>
         </w:tc>
@@ -8486,7 +8486,7 @@
           </w:tcPr>
           <w:p>
             <w:r>
-              <w:t>Unknown</w:t>
+              <w:t>Continental Europe</w:t>
             </w:r>
           </w:p>
         </w:tc>
@@ -8496,7 +8496,7 @@
           </w:tcPr>
           <w:p>
             <w:r>
-              <w:t>37254</w:t>
+              <w:t>15003</w:t>
             </w:r>
           </w:p>
         </w:tc>
@@ -8518,7 +8518,7 @@
           </w:tcPr>
           <w:p>
             <w:r>
-              <w:t>Unknown</w:t>
+              <w:t>United States</w:t>
             </w:r>
           </w:p>
         </w:tc>
@@ -8528,7 +8528,7 @@
           </w:tcPr>
           <w:p>
             <w:r>
-              <w:t>36460</w:t>
+              <w:t>14422</w:t>
             </w:r>
           </w:p>
         </w:tc>
@@ -8540,7 +8540,7 @@
           </w:tcPr>
           <w:p>
             <w:r>
-              <w:t>Other Civilizations</w:t>
+              <w:t>Continental Europe</w:t>
             </w:r>
           </w:p>
         </w:tc>
@@ -8550,7 +8550,7 @@
           </w:tcPr>
           <w:p>
             <w:r>
-              <w:t>Other Civilizations</w:t>
+              <w:t>Sinic</w:t>
             </w:r>
           </w:p>
         </w:tc>
@@ -8560,7 +8560,7 @@
           </w:tcPr>
           <w:p>
             <w:r>
-              <w:t>28095</w:t>
+              <w:t>10535</w:t>
             </w:r>
           </w:p>
         </w:tc>
@@ -8574,7 +8574,7 @@
         <w:rPr>
           <w:i/>
         </w:rPr>
-        <w:t>Table 10. Top origin-destination abroad author-year pairs.</w:t>
+        <w:t>Table 10. Top cross-civilisation origin-destination abroad author-year pairs.</w:t>
       </w:r>
     </w:p>
     <w:p>
@@ -8587,7 +8587,7 @@
     </w:p>
     <w:p>
       <w:r>
-        <w:t>The 2017-2023 projection is compared with observed annual stocks in Figure 7. Overall accuracy is RMSE 12849.58 and MAPE 162.0% (a non-standard, conservative measure computed against count_obs + 1 to avoid division by zero). The high MAPE reflects small absolute counts and zero-observed cells, and the projection should be read as a directional early-warning indicator of drift and threshold proximity rather than a precise population forecast. Among civilisations the lowest RMSE is for Other Western and the highest RMSE is for Sinic; the highest MAPE is for Islamic. The largest errors occur in small compartments and in groups with sparse transition counts, which is expected because the annual model does not borrow information across civilisations.</w:t>
+        <w:t>The 2017-2023 projection is compared with observed annual stocks in Figure 7. Overall accuracy is RMSE 10187.43 and MAPE 130.4% (a non-standard, conservative measure computed against count_obs + 1 to avoid division by zero). The high MAPE reflects small absolute counts and zero-observed cells, and the projection should be read as a directional early-warning indicator of drift and threshold proximity rather than a precise population forecast. Among civilisations the lowest RMSE is for Other Western and the highest RMSE is for Sinic; the highest MAPE is for Islamic. The largest errors occur in small compartments and in groups with sparse transition counts, which is expected because the annual model does not borrow information across civilisations.</w:t>
       </w:r>
     </w:p>
     <w:p>

--- a/researcher_mobility_ode/docs/manuscript_full_article_blinded.docx
+++ b/researcher_mobility_ode/docs/manuscript_full_article_blinded.docx
@@ -28,7 +28,7 @@
         <w:jc w:val="center"/>
       </w:pPr>
       <w:r>
-        <w:t>Approximate word count (main text incl. tables, excl. references): 9372</w:t>
+        <w:t>Approximate word count (main text incl. tables, excl. references): 9676</w:t>
       </w:r>
     </w:p>
     <w:p>
@@ -54,7 +54,7 @@
     </w:p>
     <w:p>
       <w:r>
-        <w:t>Artificial intelligence (AI) and machine learning (ML) research is increasingly concentrated in a few regions, raising the risk that smaller research communities fall below a minimum viable coauthor pool and cannot recover. We model each civilisation as a six-compartment system of domestic and abroad early-career, high-impact, and principal-investigator (PI) researchers, and estimate transition rates from OpenAlex Artificial Intelligence works (subfield 1702). The minimum viable coauthor threshold is defined as M = k × c_bar, where c_bar is the mean number of authors per work and k is the median number of distinct last-author groups observed per recent year. Across 9 groups, equilibrium domestic active pools remain above their thresholds, but the closest point of no return (PNR) is observed for the Other Western group, where the exogenous entry rate (I0) must be multiplied by 0.332× its current value (equivalent to a 67% proportional reduction) to drive the active pool to its threshold. A simulated reduction in dropout yields the largest margin gain per unit proportional change in every group in the fitted model. The 2017-2023 out-of-sample projection records root mean square error (RMSE) 10187.43 and a conservative, non-standard mean absolute percentage error (MAPE) of 130.4% (computed against count_obs + 1 to avoid division by zero). That level of error is expected because the projection is designed as an early-warning indicator of directional drift and threshold crossing, not as a precise population forecast. Historical counterfactuals and bootstrap uncertainty show that the model is most sensitive to exogenous entry and attrition. These results provide a quantitative framework for early, safety-factor-bound policy scenarios that preserve civilisational diversity in AI/ML research.</w:t>
+        <w:t>Artificial intelligence (AI) and machine learning (ML) research is increasingly concentrated, raising the risk that smaller communities fall below a minimum viable coauthor pool. We model each civilisation as a six-compartment system of domestic and abroad early-career, high-impact, and principal-investigator (PI) researchers, and estimate transition rates from OpenAlex AI/ML data (subfield 1702). The minimum viable threshold is M = k × c_bar, where c_bar is the mean authors per work and k is the median number of distinct last-author groups per year. Across 9 groups, equilibrium active pools remain above their thresholds, but the closest point of no return (PNR) is observed for the Other Western group, where the exogenous entry rate (I0) must be multiplied by 0.332× (a 67% proportional reduction) to drive the active pool to its threshold. A simulated reduction in dropout yields the largest margin gain in every group in the fitted model. The 2017-2023 projection has RMSE 10187.43 and a conservative, non-standard MAPE of 130.4% (count_obs + 1 denominator). The high error is expected because the projection is an early-warning indicator of directional drift, not a precise forecast. Historical counterfactuals and bootstrap uncertainty show that the model is most sensitive to exogenous entry and attrition. These results provide a quantitative framework for early, safety-factor-bound policy scenarios that preserve civilisational diversity in AI/ML research.</w:t>
       </w:r>
     </w:p>
     <w:p>
@@ -97,7 +97,7 @@
         <w:pStyle w:val="ListBullet"/>
       </w:pPr>
       <w:r>
-        <w:t>Dropout reduction gives the largest margin gain per 10% change across all groups in the fitted model.</w:t>
+        <w:t>Dropout reduction yields the largest margin gain across all groups.</w:t>
       </w:r>
     </w:p>
     <w:p>
@@ -129,7 +129,7 @@
         <w:t xml:space="preserve">Funding: </w:t>
       </w:r>
       <w:r>
-        <w:t>[To be completed]</w:t>
+        <w:t>[To be completed by the authors at submission.]</w:t>
       </w:r>
     </w:p>
     <w:p>
@@ -140,7 +140,7 @@
         <w:t xml:space="preserve">Competing interests: </w:t>
       </w:r>
       <w:r>
-        <w:t>[To be completed]</w:t>
+        <w:t>[To be completed by the authors at submission.]</w:t>
       </w:r>
     </w:p>
     <w:p>
@@ -151,7 +151,7 @@
         <w:t xml:space="preserve">Author contributions: </w:t>
       </w:r>
       <w:r>
-        <w:t>[To be completed]</w:t>
+        <w:t>[To be completed by the authors at submission.]</w:t>
       </w:r>
     </w:p>
     <w:p>
@@ -513,7 +513,7 @@
         <w:t xml:space="preserve"> [16]</w:t>
       </w:r>
       <w:r>
-        <w:t>. The result is a framework that can be updated as new data arrive and can compare the fragility of different research communities using a common metric. Because it is built on open bibliometric data and transparent transition rates, the model can be replicated and extended by other researchers and by policymakers who need a common language for discussing mobility and capacity.</w:t>
+        <w:t>. In that view, technological change is path-dependent and distributed: routines, organisations and institutions co-evolve, so the loss of a research community is not merely a decline in headcount but a reduction in the variety from which future trajectories can be generated. The PNR is therefore an innovation-systems problem: once a community falls below the minimum scale needed to sustain distinct research programmes, the path-dependent process of search and selection that produces new trajectories is impaired. The result is a framework that can be updated as new data arrive and can compare the fragility of different research communities using a common metric. Because it is built on open bibliometric data and transparent transition rates, the model can be replicated and extended by other researchers and by policymakers who need a common language for discussing mobility and capacity.</w:t>
       </w:r>
     </w:p>
     <w:p>
@@ -557,7 +557,7 @@
     </w:p>
     <w:p>
       <w:r>
-        <w:t>The grouping follows Huntington's civilisation taxonomy but is adjusted for sample-size and mobility reality in AI/ML. The United States is separated from the broader Anglosphere because it is the dominant destination for AI/ML researchers and because its higher-education and funding systems differ systematically from those of other English-speaking countries. Continental Europe is kept distinct from the Anglosphere because intra-European mobility and EU research funding create a separate mobility bloc. Latin American, Orthodox and sub-Saharan African countries are merged into Other Civilizations because their AI/ML author counts in the sample are too small to estimate stable transition rates separately. This aggregation is a pragmatic modelling choice and does not imply that these communities are culturally homogeneous.</w:t>
+        <w:t>The grouping follows Huntington's civilisation taxonomy but is adjusted for sample-size and mobility reality in AI/ML. The United States is separated from the broader Anglosphere because it is the dominant destination for AI/ML researchers and because its higher-education and funding systems differ systematically from those of other English-speaking countries. Continental Europe is kept distinct from the Anglosphere because intra-European mobility and EU research funding create a separate mobility bloc. Latin American, Orthodox and sub-Saharan African countries are merged into Other Civilizations because their AI/ML author counts in the sample are too small to estimate stable transition rates separately. These civilisation labels are operational categories based on observed publication-affiliation patterns; they are not normative claims about cultural or political identity, and they are reported in full in Supplementary Material.</w:t>
       </w:r>
     </w:p>
     <w:p>
@@ -1934,7 +1934,7 @@
         </m:sSub>
       </m:oMath>
       <w:r>
-        <w:t xml:space="preserve">, where I_0 is the exogenous entry rate, r is the PI reproduction rate, and r is capped at 0.40× the stability-critical value (safety factor 0.40). A saturating alternative, </w:t>
+        <w:t xml:space="preserve">, where I_0 is the exogenous entry rate, r is the PI reproduction rate, and r is capped at 0.50× the stability-critical value (safety factor 0.50); the most constrained fitted group realises 0.40×. A saturating alternative, </w:t>
       </w:r>
       <m:oMath>
         <m:func>
@@ -2089,7 +2089,7 @@
     </w:p>
     <w:p>
       <w:r>
-        <w:t>Transition rates are estimated as constant per-year hazards from observed proportions within the cohort. For each group and each transition, the rate is the ratio of observed transitions to the total exposure time spent in the source compartment during the observation window, with Laplace smoothing of 1 added to both numerator and denominator. This avoids zero-rate singularities when the cohort is small. Because the data are right-censored at the end of the observation period, the resulting rates are lower bounds on true long-run hazards; equilibrium solutions therefore tend to be conservative. The non-linear steady-state equations are solved numerically using a trust-region Newton method with analytically supplied Jacobians. Elasticities are computed by perturbing each rate by 1%, re-solving, and taking the percentage change in the target stock. For point-of-no-return analysis we scale each rate until the active pool reaches M and record the critical factor and its proximity, |critical factor − 1|. A rate whose critical factor lies inside the scan window and is close to 1.0 is the most fragile lever for that group. All counterfactuals are mechanical perturbations of the fitted rates; they reveal which transitions the model treats as sensitive, not the causal impact of real-world policies.</w:t>
+        <w:t>Transition rates are estimated as constant per-year hazards from observed proportions within the cohort. For each group and each transition, the rate is the ratio of observed transitions to the total exposure time spent in the source compartment during the observation window, with Laplace smoothing of 1 added to both numerator and denominator. This avoids zero-rate singularities when the cohort is small. Because the data are right-censored at the end of the observation period, the resulting rates are lower bounds on true long-run hazards; equilibrium solutions therefore tend to be conservative. The non-linear steady-state equations are solved numerically using a trust-region Newton method with analytically supplied Jacobians. Elasticities are computed by perturbing each rate by 1%, re-solving, and taking the percentage change in the target stock. For point-of-no-return analysis we scale each rate until the active pool T reaches its coauthor threshold M, or the domestic PI pool P_D reaches k distinct last-author groups as a lower-bound PI-pool threshold, and record the critical factor and its proximity, |critical factor − 1|. A rate whose critical factor lies inside the scan window and is close to 1.0 is the most fragile lever for that group. All counterfactuals are mechanical perturbations of the fitted rates; they reveal which transitions the model treats as sensitive, not the causal impact of real-world policies.</w:t>
       </w:r>
     </w:p>
     <w:p>
@@ -2143,7 +2143,7 @@
     </w:p>
     <w:p>
       <w:r>
-        <w:t>Clipping projected rates to values between 0 and 1 is a feasibility pressure: rates outside the probability simplex are inadmissible. The annual dropout rate is anchored to the cohort-level per-year hazard rather than extrapolated from year-to-year transitions, because final attrition is right-censored in the training window. The inflow apportionment pressure keeps the composition of new entrants aligned with the most recently observed recruitment pattern, rather than inventing a new distribution. Finally, the safety factor of 0.40 on the endogenous PI-driven inflow keeps the system inside the stability boundary. Together these pressures embody the principle that projection should stay within observed empirical support and within theoretical stability limits; they are not arbitrary adjustments but transparent bounds that can be tightened or relaxed as more data become available.</w:t>
+        <w:t>Clipping projected rates to values between 0 and 1 is a feasibility pressure: rates outside the probability simplex are inadmissible. The annual dropout rate is anchored to the cohort-level per-year hazard rather than extrapolated from year-to-year transitions, because final attrition is right-censored in the training window. The inflow apportionment pressure keeps the composition of new entrants aligned with the most recently observed recruitment pattern, rather than inventing a new distribution. Finally, the endogenous inflow is capped at a safety factor of 0.50 relative to the critical reproduction rate (the most constrained fitted group realises 0.40), which keeps the system inside the stability boundary. Together these pressures embody the principle that projection should stay within observed empirical support and within theoretical stability limits; they are not arbitrary adjustments but transparent bounds that can be tightened or relaxed as more data become available.</w:t>
       </w:r>
     </w:p>
     <w:p>
@@ -8833,7 +8833,7 @@
     </w:p>
     <w:p>
       <w:r>
-        <w:t>The connection to civilisational diversity is direct. Each group's safety margin can be monitored over time, and interventions can be adjusted before the margin disappears. Because the model uses a fixed safety factor of 0.40 for the endogenous inflow parameter r, the policy recommendations are deliberately conservative: they do not push the system toward instability. That bounded approach is consistent with the goal of preserving diversity rather than maximising any single country's share.</w:t>
+        <w:t>The connection to civilisational diversity is direct. Each group's safety margin can be monitored over time, and interventions can be adjusted before the margin disappears. Because the endogenous inflow is capped at a safety factor of 0.50 relative to the critical reproduction rate (the most constrained fitted group realises 0.40), the policy recommendations are deliberately conservative: they do not push the system toward instability. That bounded approach is consistent with the goal of preserving diversity rather than maximising any single country's share.</w:t>
       </w:r>
     </w:p>
     <w:p>
@@ -8874,7 +8874,7 @@
     </w:p>
     <w:p>
       <w:r>
-        <w:t>Japan is the clearest example among the large civilisations. Its fitted active-pool margin is T=29332 researchers, with M=1793 (T/M=16.36). As Figure 8 shows, Japan's closest PNR is the exogenous entry rate I0: if I0 fell to 6.1% of its current level, the active pool would reach the minimum viable threshold. The same figure shows that Japan's early-career outflow α (0.025) and domestic PI promotion p_D (0.064) are comparatively low, while return from abroad β (0.029) and domestic hit generation h_D (0.040) are moderate. These numbers translate directly into policy levers. α can be reduced by expanding postdoctoral fellowships and junior-faculty positions that keep promising researchers in the domestic pipeline; β can be raised through return grants, dual appointments, and recognition of overseas experience in domestic hiring. h_D responds to doctoral and postdoctoral training expansion, including the 2026 AI for Science (SPREAD) programme if it is used to create independent labs with their own budgets rather than merely increasing headcount. p_D depends on tenure-track conversion, startup packages, and project-based PI status for mid-career researchers. d, the dropout rate to L, can be lowered through childcare support, dual-career accommodation, and stable non-tenure research tracks. Finally, I0 captures the pure exogenous entry flow and can be supported by research-master pipelines, undergraduate research programmes, and early doctoral fellowships. Weakening the Japanese civilisation would not be neutral for the rest of the world: it would remove a distinct institutional lineage, reduce the pool of non-Anglophone problem framings, and leave a range of health, ageing, robotics, and materials problems under-addressed. Maintaining Japan as a viable AI/ML civilisation is therefore in the global interest, not only in Japan's national interest.</w:t>
+        <w:t>Japan is used as an illustrative case, not because it is the only group of interest, but because it combines a small absolute margin with rich data and a distinctive institutional lineage that makes the policy translation concrete. It is the clearest example among the large civilisations. Its fitted active-pool margin is T=29332 researchers, with M=1793 (T/M=16.36). As Figure 8 shows, Japan's closest PNR is the exogenous entry rate I0: if I0 fell to 6.1% of its current level, the active pool would reach the minimum viable threshold. The same figure shows that Japan's early-career outflow α (0.025) and domestic PI promotion p_D (0.064) are comparatively low, while return from abroad β (0.029) and domestic hit generation h_D (0.040) are moderate. These numbers translate directly into policy levers. α can be reduced by expanding postdoctoral fellowships and junior-faculty positions that keep promising researchers in the domestic pipeline; β can be raised through return grants, dual appointments, and recognition of overseas experience in domestic hiring. h_D responds to doctoral and postdoctoral training expansion, including the 2026 AI for Science (SPREAD) programme if it is used to create independent labs with their own budgets rather than merely increasing headcount. p_D depends on tenure-track conversion, startup packages, and project-based PI status for mid-career researchers. d, the dropout rate to L, can be lowered through childcare support, dual-career accommodation, and stable non-tenure research tracks. Finally, I0 captures the pure exogenous entry flow and can be supported by research-master pipelines, undergraduate research programmes, and early doctoral fellowships. Weakening the Japanese civilisation would not be neutral for the rest of the world: it would remove a distinct institutional lineage, reduce the pool of non-Anglophone problem framings, and leave a range of health, ageing, robotics, and materials problems under-addressed. Maintaining Japan as a viable AI/ML civilisation is therefore in the global interest, not only in Japan's national interest.</w:t>
       </w:r>
     </w:p>
     <w:p>
@@ -9143,6 +9143,11 @@
       </w:r>
     </w:p>
     <w:p>
+      <w:r>
+        <w:t>Table 11 distinguishes the policy instruments that governments, funding agencies and international organisations control from the management actions that universities and research institutes must take. Policymakers set incentives—doctoral quotas, fellowships, visas, independent-lab schemes, and dual-career support—but those incentives change transition rates only if institutions translate them into hiring, promotion, and retention practices. University leadership and department heads therefore own the management levers in the right-hand column: tenure-track conversion, startup packages, mentoring pipelines, and stable non-tenure research tracks. The model's value for management is to rank which local transition rates most urgently need intervention and to estimate the proportional change required to restore a safety margin.</w:t>
+      </w:r>
+    </w:p>
+    <w:p>
       <w:pPr>
         <w:pStyle w:val="Heading2"/>
       </w:pPr>
@@ -9152,7 +9157,7 @@
     </w:p>
     <w:p>
       <w:r>
-        <w:t>If a civilisation cannot control outflows to, or inflows from, other jurisdictions—whether because of visa regimes, salary differentials, language advantages, or targeted recruitment—it can still preserve its research community by acting on the intra-civilisation levers identified in the annual model. The annual rates show that the domestic active pool T = D + H_D + P_D responds most strongly to the dropout rate d, the domestic hit rate h_D, and the PI promotion rate p_D. Policies that reduce early-career attrition, expand domestic postdoctoral positions, or accelerate independent-lab formation therefore become defensive substitutes when inter-civilisation poaching cannot be regulated. This is the practical meaning of civilisational-diversity preservation under sovereignty constraints: even without controlling the border of talent, a community can increase the internal reproduction of active researchers. The ODE safety factor of 0.40 on endogenous PI inflow is a conservative bound that prevents over-optimism about this substitution effect; more ambitious domestic growth would require corresponding evidence that the extra PIs can be absorbed without simply raising dropout.</w:t>
+        <w:t>If a civilisation cannot control outflows to, or inflows from, other jurisdictions—whether because of visa regimes, salary differentials, language advantages, or targeted recruitment—it can still preserve its research community by acting on the intra-civilisation levers identified in the annual model. The annual rates show that the domestic active pool T = D + H_D + P_D responds most strongly to the dropout rate d, the domestic hit rate h_D, and the PI promotion rate p_D. Policies that reduce early-career attrition, expand domestic postdoctoral positions, or accelerate independent-lab formation therefore become defensive substitutes when inter-civilisation poaching cannot be regulated. This is the practical meaning of civilisational-diversity preservation under sovereignty constraints: even without controlling the border of talent, a community can increase the internal reproduction of active researchers. The endogenous inflow is capped at a safety factor of 0.50 relative to the critical reproduction rate (the most constrained fitted group realises 0.40), so the model prevents over-optimism about this substitution effect; more ambitious domestic growth would require corresponding evidence that the extra PIs can be absorbed without simply raising dropout.</w:t>
       </w:r>
     </w:p>
     <w:p>
@@ -9178,7 +9183,7 @@
     </w:p>
     <w:p>
       <w:r>
-        <w:t>Several limitations should be acknowledged. OpenAlex affiliation and country assignments are noisy, especially for researchers with multiple affiliations. The civilisation grouping is a coarse aggregation; within-group heterogeneity is substantial. The annual model relies on a discrete approximation of the continuous-time ODE and does not capture within-year events or cross-civilisation spillovers. Inter-civilisation flows are approximated by the author's recent_group while abroad, which misses year-to-year destination switching. The civilisation label is a pragmatic aggregation of publication-affiliation patterns. Historical civilisational boundaries do not necessarily coincide with contemporary political or value-based boundaries, and this study cannot determine whether the diversity of research ideas maps more closely onto historical civilisational groupings or onto current political and value communities; for example, the Sinic grouping reflects current OpenAlex country metadata and does not resolve the cultural and historical ties between mainland China and Taiwan, which currently appear as separate research arenas. This is treated as an empirical limitation of the classification, not as a normative claim. The cohort is a model-implied sample extracted from OpenAlex; absolute equilibrium numbers should be interpreted as model-implied stocks rather than census counts. Authors with many publications are over-weighted relative to less prolific authors, so rate estimates reflect author-publication exposure rather than a uniformly representative sample of individuals. The endogenous inflow is capped at a safety factor of 0.40 relative to the critical reproduction rate; alternative values would shift equilibrium levels and should be reported in future sensitivity tables. Finally, the point-of-no-return threshold is a sufficient condition for collapse, not a necessary one: a community may decline for reasons outside the model even if T remains above M.</w:t>
+        <w:t>Several limitations should be acknowledged. OpenAlex affiliation and country assignments are noisy, especially for researchers with multiple affiliations. The civilisation grouping is a coarse aggregation; within-group heterogeneity is substantial. The annual model relies on a discrete approximation of the continuous-time ODE and does not capture within-year events or cross-civilisation spillovers. Inter-civilisation flows are approximated by the author's recent_group while abroad, which misses year-to-year destination switching. The civilisation label is a pragmatic aggregation of publication-affiliation patterns. Historical civilisational boundaries do not necessarily coincide with contemporary political or value-based boundaries, and this study cannot determine whether the diversity of research ideas maps more closely onto historical civilisational groupings or onto current political and value communities; for example, the Sinic grouping reflects current OpenAlex country metadata and does not resolve the cultural and historical ties between mainland China and Taiwan, which currently appear as separate research arenas. This is treated as an empirical limitation of the classification, not as a normative claim. The cohort is a model-implied sample extracted from OpenAlex; absolute equilibrium numbers should be interpreted as model-implied stocks rather than census counts. Authors with many publications are over-weighted relative to less prolific authors, so rate estimates reflect author-publication exposure rather than a uniformly representative sample of individuals. The endogenous inflow is capped at a safety factor of 0.50 relative to the critical reproduction rate (the most constrained fitted group realises 0.40); alternative values would shift equilibrium levels and should be reported in future sensitivity tables. Finally, the point-of-no-return threshold is a sufficient condition for collapse, not a necessary one: a community may decline for reasons outside the model even if T remains above M.</w:t>
       </w:r>
     </w:p>
     <w:p>

--- a/researcher_mobility_ode/docs/manuscript_full_article_blinded.docx
+++ b/researcher_mobility_ode/docs/manuscript_full_article_blinded.docx
@@ -28,7 +28,7 @@
         <w:jc w:val="center"/>
       </w:pPr>
       <w:r>
-        <w:t>Approximate word count (main text incl. tables, excl. references): 9676</w:t>
+        <w:t>Approximate word count (main text incl. tables, excl. references): 9739</w:t>
       </w:r>
     </w:p>
     <w:p>
@@ -7365,775 +7365,7 @@
     </w:p>
     <w:p>
       <w:r>
-        <w:t>Table 9 summarises the mean observed annual transition rates by group between 2000 and 2016. The table distinguishes early-career outflow (α), return (β), domestic and abroad hit generation (h_D, h_A), PI promotion (p_D), dropout (d), and total inflow (I_total).</w:t>
-      </w:r>
-    </w:p>
-    <w:tbl>
-      <w:tblPr>
-        <w:tblStyle w:val="TableGrid"/>
-        <w:tblW w:type="auto" w:w="0"/>
-        <w:tblLook w:firstColumn="1" w:firstRow="1" w:lastColumn="0" w:lastRow="0" w:noHBand="0" w:noVBand="1" w:val="04A0"/>
-      </w:tblPr>
-      <w:tblGrid>
-        <w:gridCol w:w="1234"/>
-        <w:gridCol w:w="1234"/>
-        <w:gridCol w:w="1234"/>
-        <w:gridCol w:w="1234"/>
-        <w:gridCol w:w="1234"/>
-        <w:gridCol w:w="1234"/>
-        <w:gridCol w:w="1234"/>
-      </w:tblGrid>
-      <w:tr>
-        <w:tc>
-          <w:tcPr>
-            <w:tcW w:type="dxa" w:w="1234"/>
-          </w:tcPr>
-          <w:p>
-            <w:r>
-              <w:rPr>
-                <w:b/>
-              </w:rPr>
-              <w:t>Group</w:t>
-            </w:r>
-          </w:p>
-        </w:tc>
-        <w:tc>
-          <w:tcPr>
-            <w:tcW w:type="dxa" w:w="1234"/>
-          </w:tcPr>
-          <w:p>
-            <w:r>
-              <w:rPr>
-                <w:b/>
-              </w:rPr>
-              <w:t>α</w:t>
-            </w:r>
-          </w:p>
-        </w:tc>
-        <w:tc>
-          <w:tcPr>
-            <w:tcW w:type="dxa" w:w="1234"/>
-          </w:tcPr>
-          <w:p>
-            <w:r>
-              <w:rPr>
-                <w:b/>
-              </w:rPr>
-              <w:t>β</w:t>
-            </w:r>
-          </w:p>
-        </w:tc>
-        <w:tc>
-          <w:tcPr>
-            <w:tcW w:type="dxa" w:w="1234"/>
-          </w:tcPr>
-          <w:p>
-            <w:r>
-              <w:rPr>
-                <w:b/>
-              </w:rPr>
-              <w:t>h_D</w:t>
-            </w:r>
-          </w:p>
-        </w:tc>
-        <w:tc>
-          <w:tcPr>
-            <w:tcW w:type="dxa" w:w="1234"/>
-          </w:tcPr>
-          <w:p>
-            <w:r>
-              <w:rPr>
-                <w:b/>
-              </w:rPr>
-              <w:t>p_D</w:t>
-            </w:r>
-          </w:p>
-        </w:tc>
-        <w:tc>
-          <w:tcPr>
-            <w:tcW w:type="dxa" w:w="1234"/>
-          </w:tcPr>
-          <w:p>
-            <w:r>
-              <w:rPr>
-                <w:b/>
-              </w:rPr>
-              <w:t>d</w:t>
-            </w:r>
-          </w:p>
-        </w:tc>
-        <w:tc>
-          <w:tcPr>
-            <w:tcW w:type="dxa" w:w="1234"/>
-          </w:tcPr>
-          <w:p>
-            <w:r>
-              <w:rPr>
-                <w:b/>
-              </w:rPr>
-              <w:t>I_total</w:t>
-            </w:r>
-          </w:p>
-        </w:tc>
-      </w:tr>
-      <w:tr>
-        <w:tc>
-          <w:tcPr>
-            <w:tcW w:type="dxa" w:w="1234"/>
-          </w:tcPr>
-          <w:p>
-            <w:r>
-              <w:t>Anglosphere ex-US</w:t>
-            </w:r>
-          </w:p>
-        </w:tc>
-        <w:tc>
-          <w:tcPr>
-            <w:tcW w:type="dxa" w:w="1234"/>
-          </w:tcPr>
-          <w:p>
-            <w:r>
-              <w:t>0.012</w:t>
-            </w:r>
-          </w:p>
-        </w:tc>
-        <w:tc>
-          <w:tcPr>
-            <w:tcW w:type="dxa" w:w="1234"/>
-          </w:tcPr>
-          <w:p>
-            <w:r>
-              <w:t>0.034</w:t>
-            </w:r>
-          </w:p>
-        </w:tc>
-        <w:tc>
-          <w:tcPr>
-            <w:tcW w:type="dxa" w:w="1234"/>
-          </w:tcPr>
-          <w:p>
-            <w:r>
-              <w:t>0.046</w:t>
-            </w:r>
-          </w:p>
-        </w:tc>
-        <w:tc>
-          <w:tcPr>
-            <w:tcW w:type="dxa" w:w="1234"/>
-          </w:tcPr>
-          <w:p>
-            <w:r>
-              <w:t>0.087</w:t>
-            </w:r>
-          </w:p>
-        </w:tc>
-        <w:tc>
-          <w:tcPr>
-            <w:tcW w:type="dxa" w:w="1234"/>
-          </w:tcPr>
-          <w:p>
-            <w:r>
-              <w:t>0.046</w:t>
-            </w:r>
-          </w:p>
-        </w:tc>
-        <w:tc>
-          <w:tcPr>
-            <w:tcW w:type="dxa" w:w="1234"/>
-          </w:tcPr>
-          <w:p>
-            <w:r>
-              <w:t>3771.88</w:t>
-            </w:r>
-          </w:p>
-        </w:tc>
-      </w:tr>
-      <w:tr>
-        <w:tc>
-          <w:tcPr>
-            <w:tcW w:type="dxa" w:w="1234"/>
-          </w:tcPr>
-          <w:p>
-            <w:r>
-              <w:t>Continental Europe</w:t>
-            </w:r>
-          </w:p>
-        </w:tc>
-        <w:tc>
-          <w:tcPr>
-            <w:tcW w:type="dxa" w:w="1234"/>
-          </w:tcPr>
-          <w:p>
-            <w:r>
-              <w:t>0.007</w:t>
-            </w:r>
-          </w:p>
-        </w:tc>
-        <w:tc>
-          <w:tcPr>
-            <w:tcW w:type="dxa" w:w="1234"/>
-          </w:tcPr>
-          <w:p>
-            <w:r>
-              <w:t>0.036</w:t>
-            </w:r>
-          </w:p>
-        </w:tc>
-        <w:tc>
-          <w:tcPr>
-            <w:tcW w:type="dxa" w:w="1234"/>
-          </w:tcPr>
-          <w:p>
-            <w:r>
-              <w:t>0.051</w:t>
-            </w:r>
-          </w:p>
-        </w:tc>
-        <w:tc>
-          <w:tcPr>
-            <w:tcW w:type="dxa" w:w="1234"/>
-          </w:tcPr>
-          <w:p>
-            <w:r>
-              <w:t>0.094</w:t>
-            </w:r>
-          </w:p>
-        </w:tc>
-        <w:tc>
-          <w:tcPr>
-            <w:tcW w:type="dxa" w:w="1234"/>
-          </w:tcPr>
-          <w:p>
-            <w:r>
-              <w:t>0.046</w:t>
-            </w:r>
-          </w:p>
-        </w:tc>
-        <w:tc>
-          <w:tcPr>
-            <w:tcW w:type="dxa" w:w="1234"/>
-          </w:tcPr>
-          <w:p>
-            <w:r>
-              <w:t>9935.94</w:t>
-            </w:r>
-          </w:p>
-        </w:tc>
-      </w:tr>
-      <w:tr>
-        <w:tc>
-          <w:tcPr>
-            <w:tcW w:type="dxa" w:w="1234"/>
-          </w:tcPr>
-          <w:p>
-            <w:r>
-              <w:t>Hindu</w:t>
-            </w:r>
-          </w:p>
-        </w:tc>
-        <w:tc>
-          <w:tcPr>
-            <w:tcW w:type="dxa" w:w="1234"/>
-          </w:tcPr>
-          <w:p>
-            <w:r>
-              <w:t>0.008</w:t>
-            </w:r>
-          </w:p>
-        </w:tc>
-        <w:tc>
-          <w:tcPr>
-            <w:tcW w:type="dxa" w:w="1234"/>
-          </w:tcPr>
-          <w:p>
-            <w:r>
-              <w:t>0.030</w:t>
-            </w:r>
-          </w:p>
-        </w:tc>
-        <w:tc>
-          <w:tcPr>
-            <w:tcW w:type="dxa" w:w="1234"/>
-          </w:tcPr>
-          <w:p>
-            <w:r>
-              <w:t>0.027</w:t>
-            </w:r>
-          </w:p>
-        </w:tc>
-        <w:tc>
-          <w:tcPr>
-            <w:tcW w:type="dxa" w:w="1234"/>
-          </w:tcPr>
-          <w:p>
-            <w:r>
-              <w:t>0.082</w:t>
-            </w:r>
-          </w:p>
-        </w:tc>
-        <w:tc>
-          <w:tcPr>
-            <w:tcW w:type="dxa" w:w="1234"/>
-          </w:tcPr>
-          <w:p>
-            <w:r>
-              <w:t>0.028</w:t>
-            </w:r>
-          </w:p>
-        </w:tc>
-        <w:tc>
-          <w:tcPr>
-            <w:tcW w:type="dxa" w:w="1234"/>
-          </w:tcPr>
-          <w:p>
-            <w:r>
-              <w:t>1651.12</w:t>
-            </w:r>
-          </w:p>
-        </w:tc>
-      </w:tr>
-      <w:tr>
-        <w:tc>
-          <w:tcPr>
-            <w:tcW w:type="dxa" w:w="1234"/>
-          </w:tcPr>
-          <w:p>
-            <w:r>
-              <w:t>Islamic</w:t>
-            </w:r>
-          </w:p>
-        </w:tc>
-        <w:tc>
-          <w:tcPr>
-            <w:tcW w:type="dxa" w:w="1234"/>
-          </w:tcPr>
-          <w:p>
-            <w:r>
-              <w:t>0.012</w:t>
-            </w:r>
-          </w:p>
-        </w:tc>
-        <w:tc>
-          <w:tcPr>
-            <w:tcW w:type="dxa" w:w="1234"/>
-          </w:tcPr>
-          <w:p>
-            <w:r>
-              <w:t>0.037</w:t>
-            </w:r>
-          </w:p>
-        </w:tc>
-        <w:tc>
-          <w:tcPr>
-            <w:tcW w:type="dxa" w:w="1234"/>
-          </w:tcPr>
-          <w:p>
-            <w:r>
-              <w:t>0.025</w:t>
-            </w:r>
-          </w:p>
-        </w:tc>
-        <w:tc>
-          <w:tcPr>
-            <w:tcW w:type="dxa" w:w="1234"/>
-          </w:tcPr>
-          <w:p>
-            <w:r>
-              <w:t>0.095</w:t>
-            </w:r>
-          </w:p>
-        </w:tc>
-        <w:tc>
-          <w:tcPr>
-            <w:tcW w:type="dxa" w:w="1234"/>
-          </w:tcPr>
-          <w:p>
-            <w:r>
-              <w:t>0.030</w:t>
-            </w:r>
-          </w:p>
-        </w:tc>
-        <w:tc>
-          <w:tcPr>
-            <w:tcW w:type="dxa" w:w="1234"/>
-          </w:tcPr>
-          <w:p>
-            <w:r>
-              <w:t>3002.53</w:t>
-            </w:r>
-          </w:p>
-        </w:tc>
-      </w:tr>
-      <w:tr>
-        <w:tc>
-          <w:tcPr>
-            <w:tcW w:type="dxa" w:w="1234"/>
-          </w:tcPr>
-          <w:p>
-            <w:r>
-              <w:t>Japanese</w:t>
-            </w:r>
-          </w:p>
-        </w:tc>
-        <w:tc>
-          <w:tcPr>
-            <w:tcW w:type="dxa" w:w="1234"/>
-          </w:tcPr>
-          <w:p>
-            <w:r>
-              <w:t>0.007</w:t>
-            </w:r>
-          </w:p>
-        </w:tc>
-        <w:tc>
-          <w:tcPr>
-            <w:tcW w:type="dxa" w:w="1234"/>
-          </w:tcPr>
-          <w:p>
-            <w:r>
-              <w:t>0.037</w:t>
-            </w:r>
-          </w:p>
-        </w:tc>
-        <w:tc>
-          <w:tcPr>
-            <w:tcW w:type="dxa" w:w="1234"/>
-          </w:tcPr>
-          <w:p>
-            <w:r>
-              <w:t>0.024</w:t>
-            </w:r>
-          </w:p>
-        </w:tc>
-        <w:tc>
-          <w:tcPr>
-            <w:tcW w:type="dxa" w:w="1234"/>
-          </w:tcPr>
-          <w:p>
-            <w:r>
-              <w:t>0.069</w:t>
-            </w:r>
-          </w:p>
-        </w:tc>
-        <w:tc>
-          <w:tcPr>
-            <w:tcW w:type="dxa" w:w="1234"/>
-          </w:tcPr>
-          <w:p>
-            <w:r>
-              <w:t>0.055</w:t>
-            </w:r>
-          </w:p>
-        </w:tc>
-        <w:tc>
-          <w:tcPr>
-            <w:tcW w:type="dxa" w:w="1234"/>
-          </w:tcPr>
-          <w:p>
-            <w:r>
-              <w:t>1882.76</w:t>
-            </w:r>
-          </w:p>
-        </w:tc>
-      </w:tr>
-      <w:tr>
-        <w:tc>
-          <w:tcPr>
-            <w:tcW w:type="dxa" w:w="1234"/>
-          </w:tcPr>
-          <w:p>
-            <w:r>
-              <w:t>Other Civilizations</w:t>
-            </w:r>
-          </w:p>
-        </w:tc>
-        <w:tc>
-          <w:tcPr>
-            <w:tcW w:type="dxa" w:w="1234"/>
-          </w:tcPr>
-          <w:p>
-            <w:r>
-              <w:t>0.009</w:t>
-            </w:r>
-          </w:p>
-        </w:tc>
-        <w:tc>
-          <w:tcPr>
-            <w:tcW w:type="dxa" w:w="1234"/>
-          </w:tcPr>
-          <w:p>
-            <w:r>
-              <w:t>0.035</w:t>
-            </w:r>
-          </w:p>
-        </w:tc>
-        <w:tc>
-          <w:tcPr>
-            <w:tcW w:type="dxa" w:w="1234"/>
-          </w:tcPr>
-          <w:p>
-            <w:r>
-              <w:t>0.026</w:t>
-            </w:r>
-          </w:p>
-        </w:tc>
-        <w:tc>
-          <w:tcPr>
-            <w:tcW w:type="dxa" w:w="1234"/>
-          </w:tcPr>
-          <w:p>
-            <w:r>
-              <w:t>0.078</w:t>
-            </w:r>
-          </w:p>
-        </w:tc>
-        <w:tc>
-          <w:tcPr>
-            <w:tcW w:type="dxa" w:w="1234"/>
-          </w:tcPr>
-          <w:p>
-            <w:r>
-              <w:t>0.042</w:t>
-            </w:r>
-          </w:p>
-        </w:tc>
-        <w:tc>
-          <w:tcPr>
-            <w:tcW w:type="dxa" w:w="1234"/>
-          </w:tcPr>
-          <w:p>
-            <w:r>
-              <w:t>2955.29</w:t>
-            </w:r>
-          </w:p>
-        </w:tc>
-      </w:tr>
-      <w:tr>
-        <w:tc>
-          <w:tcPr>
-            <w:tcW w:type="dxa" w:w="1234"/>
-          </w:tcPr>
-          <w:p>
-            <w:r>
-              <w:t>Other Western</w:t>
-            </w:r>
-          </w:p>
-        </w:tc>
-        <w:tc>
-          <w:tcPr>
-            <w:tcW w:type="dxa" w:w="1234"/>
-          </w:tcPr>
-          <w:p>
-            <w:r>
-              <w:t>0.014</w:t>
-            </w:r>
-          </w:p>
-        </w:tc>
-        <w:tc>
-          <w:tcPr>
-            <w:tcW w:type="dxa" w:w="1234"/>
-          </w:tcPr>
-          <w:p>
-            <w:r>
-              <w:t>0.032</w:t>
-            </w:r>
-          </w:p>
-        </w:tc>
-        <w:tc>
-          <w:tcPr>
-            <w:tcW w:type="dxa" w:w="1234"/>
-          </w:tcPr>
-          <w:p>
-            <w:r>
-              <w:t>0.058</w:t>
-            </w:r>
-          </w:p>
-        </w:tc>
-        <w:tc>
-          <w:tcPr>
-            <w:tcW w:type="dxa" w:w="1234"/>
-          </w:tcPr>
-          <w:p>
-            <w:r>
-              <w:t>0.067</w:t>
-            </w:r>
-          </w:p>
-        </w:tc>
-        <w:tc>
-          <w:tcPr>
-            <w:tcW w:type="dxa" w:w="1234"/>
-          </w:tcPr>
-          <w:p>
-            <w:r>
-              <w:t>0.044</w:t>
-            </w:r>
-          </w:p>
-        </w:tc>
-        <w:tc>
-          <w:tcPr>
-            <w:tcW w:type="dxa" w:w="1234"/>
-          </w:tcPr>
-          <w:p>
-            <w:r>
-              <w:t>258.65</w:t>
-            </w:r>
-          </w:p>
-        </w:tc>
-      </w:tr>
-      <w:tr>
-        <w:tc>
-          <w:tcPr>
-            <w:tcW w:type="dxa" w:w="1234"/>
-          </w:tcPr>
-          <w:p>
-            <w:r>
-              <w:t>Sinic</w:t>
-            </w:r>
-          </w:p>
-        </w:tc>
-        <w:tc>
-          <w:tcPr>
-            <w:tcW w:type="dxa" w:w="1234"/>
-          </w:tcPr>
-          <w:p>
-            <w:r>
-              <w:t>0.007</w:t>
-            </w:r>
-          </w:p>
-        </w:tc>
-        <w:tc>
-          <w:tcPr>
-            <w:tcW w:type="dxa" w:w="1234"/>
-          </w:tcPr>
-          <w:p>
-            <w:r>
-              <w:t>0.027</w:t>
-            </w:r>
-          </w:p>
-        </w:tc>
-        <w:tc>
-          <w:tcPr>
-            <w:tcW w:type="dxa" w:w="1234"/>
-          </w:tcPr>
-          <w:p>
-            <w:r>
-              <w:t>0.026</w:t>
-            </w:r>
-          </w:p>
-        </w:tc>
-        <w:tc>
-          <w:tcPr>
-            <w:tcW w:type="dxa" w:w="1234"/>
-          </w:tcPr>
-          <w:p>
-            <w:r>
-              <w:t>0.091</w:t>
-            </w:r>
-          </w:p>
-        </w:tc>
-        <w:tc>
-          <w:tcPr>
-            <w:tcW w:type="dxa" w:w="1234"/>
-          </w:tcPr>
-          <w:p>
-            <w:r>
-              <w:t>0.034</w:t>
-            </w:r>
-          </w:p>
-        </w:tc>
-        <w:tc>
-          <w:tcPr>
-            <w:tcW w:type="dxa" w:w="1234"/>
-          </w:tcPr>
-          <w:p>
-            <w:r>
-              <w:t>11179.47</w:t>
-            </w:r>
-          </w:p>
-        </w:tc>
-      </w:tr>
-      <w:tr>
-        <w:tc>
-          <w:tcPr>
-            <w:tcW w:type="dxa" w:w="1234"/>
-          </w:tcPr>
-          <w:p>
-            <w:r>
-              <w:t>United States</w:t>
-            </w:r>
-          </w:p>
-        </w:tc>
-        <w:tc>
-          <w:tcPr>
-            <w:tcW w:type="dxa" w:w="1234"/>
-          </w:tcPr>
-          <w:p>
-            <w:r>
-              <w:t>0.008</w:t>
-            </w:r>
-          </w:p>
-        </w:tc>
-        <w:tc>
-          <w:tcPr>
-            <w:tcW w:type="dxa" w:w="1234"/>
-          </w:tcPr>
-          <w:p>
-            <w:r>
-              <w:t>0.033</w:t>
-            </w:r>
-          </w:p>
-        </w:tc>
-        <w:tc>
-          <w:tcPr>
-            <w:tcW w:type="dxa" w:w="1234"/>
-          </w:tcPr>
-          <w:p>
-            <w:r>
-              <w:t>0.047</w:t>
-            </w:r>
-          </w:p>
-        </w:tc>
-        <w:tc>
-          <w:tcPr>
-            <w:tcW w:type="dxa" w:w="1234"/>
-          </w:tcPr>
-          <w:p>
-            <w:r>
-              <w:t>0.086</w:t>
-            </w:r>
-          </w:p>
-        </w:tc>
-        <w:tc>
-          <w:tcPr>
-            <w:tcW w:type="dxa" w:w="1234"/>
-          </w:tcPr>
-          <w:p>
-            <w:r>
-              <w:t>0.046</w:t>
-            </w:r>
-          </w:p>
-        </w:tc>
-        <w:tc>
-          <w:tcPr>
-            <w:tcW w:type="dxa" w:w="1234"/>
-          </w:tcPr>
-          <w:p>
-            <w:r>
-              <w:t>7929.82</w:t>
-            </w:r>
-          </w:p>
-        </w:tc>
-      </w:tr>
-    </w:tbl>
-    <w:p>
-      <w:pPr>
-        <w:jc w:val="center"/>
-      </w:pPr>
-      <w:r>
-        <w:rPr>
-          <w:i/>
-        </w:rPr>
-        <w:t>Table 9. Mean observed annual transition rates by civilisation, 2000-2016.</w:t>
+        <w:t>The mean observed annual transition rates by group between 2000 and 2016, distinguishing early-career outflow (α), return (β), domestic and abroad hit generation (h_D, h_A), PI promotion (p_D), dropout (d), and total inflow (I_total), are provided in Supplementary Table 3. Similarly, the cross-origin-destination pairs with the largest accumulation of abroad author-years are listed in Supplementary Table 4. These supplementary tables keep the main text focused on the PNR and policy conclusions while preserving the empirical detail needed for replication and extension.</w:t>
       </w:r>
     </w:p>
     <w:p>
@@ -8189,395 +7421,6 @@
       </w:r>
     </w:p>
     <w:p>
-      <w:r>
-        <w:t>Table 10 lists the cross-origin-destination pairs with the largest accumulation of abroad author-years. Same-civilisation cells and Unknown destinations are excluded because they cannot be interpreted as inter-civilisation flows. These pairs identify the strongest visible inter-civilisation pipelines and are the empirical counterpart to the α and β transitions.</w:t>
-      </w:r>
-    </w:p>
-    <w:tbl>
-      <w:tblPr>
-        <w:tblStyle w:val="TableGrid"/>
-        <w:tblW w:type="auto" w:w="0"/>
-        <w:tblLook w:firstColumn="1" w:firstRow="1" w:lastColumn="0" w:lastRow="0" w:noHBand="0" w:noVBand="1" w:val="04A0"/>
-      </w:tblPr>
-      <w:tblGrid>
-        <w:gridCol w:w="2880"/>
-        <w:gridCol w:w="2880"/>
-        <w:gridCol w:w="2880"/>
-      </w:tblGrid>
-      <w:tr>
-        <w:tc>
-          <w:tcPr>
-            <w:tcW w:type="dxa" w:w="2880"/>
-          </w:tcPr>
-          <w:p>
-            <w:r>
-              <w:rPr>
-                <w:b/>
-              </w:rPr>
-              <w:t>Origin</w:t>
-            </w:r>
-          </w:p>
-        </w:tc>
-        <w:tc>
-          <w:tcPr>
-            <w:tcW w:type="dxa" w:w="2880"/>
-          </w:tcPr>
-          <w:p>
-            <w:r>
-              <w:rPr>
-                <w:b/>
-              </w:rPr>
-              <w:t>Destination</w:t>
-            </w:r>
-          </w:p>
-        </w:tc>
-        <w:tc>
-          <w:tcPr>
-            <w:tcW w:type="dxa" w:w="2880"/>
-          </w:tcPr>
-          <w:p>
-            <w:r>
-              <w:rPr>
-                <w:b/>
-              </w:rPr>
-              <w:t>Author-years</w:t>
-            </w:r>
-          </w:p>
-        </w:tc>
-      </w:tr>
-      <w:tr>
-        <w:tc>
-          <w:tcPr>
-            <w:tcW w:type="dxa" w:w="2880"/>
-          </w:tcPr>
-          <w:p>
-            <w:r>
-              <w:t>United States</w:t>
-            </w:r>
-          </w:p>
-        </w:tc>
-        <w:tc>
-          <w:tcPr>
-            <w:tcW w:type="dxa" w:w="2880"/>
-          </w:tcPr>
-          <w:p>
-            <w:r>
-              <w:t>Sinic</w:t>
-            </w:r>
-          </w:p>
-        </w:tc>
-        <w:tc>
-          <w:tcPr>
-            <w:tcW w:type="dxa" w:w="2880"/>
-          </w:tcPr>
-          <w:p>
-            <w:r>
-              <w:t>52689</w:t>
-            </w:r>
-          </w:p>
-        </w:tc>
-      </w:tr>
-      <w:tr>
-        <w:tc>
-          <w:tcPr>
-            <w:tcW w:type="dxa" w:w="2880"/>
-          </w:tcPr>
-          <w:p>
-            <w:r>
-              <w:t>United States</w:t>
-            </w:r>
-          </w:p>
-        </w:tc>
-        <w:tc>
-          <w:tcPr>
-            <w:tcW w:type="dxa" w:w="2880"/>
-          </w:tcPr>
-          <w:p>
-            <w:r>
-              <w:t>Continental Europe</w:t>
-            </w:r>
-          </w:p>
-        </w:tc>
-        <w:tc>
-          <w:tcPr>
-            <w:tcW w:type="dxa" w:w="2880"/>
-          </w:tcPr>
-          <w:p>
-            <w:r>
-              <w:t>21968</w:t>
-            </w:r>
-          </w:p>
-        </w:tc>
-      </w:tr>
-      <w:tr>
-        <w:tc>
-          <w:tcPr>
-            <w:tcW w:type="dxa" w:w="2880"/>
-          </w:tcPr>
-          <w:p>
-            <w:r>
-              <w:t>Anglosphere ex-US</w:t>
-            </w:r>
-          </w:p>
-        </w:tc>
-        <w:tc>
-          <w:tcPr>
-            <w:tcW w:type="dxa" w:w="2880"/>
-          </w:tcPr>
-          <w:p>
-            <w:r>
-              <w:t>Sinic</w:t>
-            </w:r>
-          </w:p>
-        </w:tc>
-        <w:tc>
-          <w:tcPr>
-            <w:tcW w:type="dxa" w:w="2880"/>
-          </w:tcPr>
-          <w:p>
-            <w:r>
-              <w:t>20534</w:t>
-            </w:r>
-          </w:p>
-        </w:tc>
-      </w:tr>
-      <w:tr>
-        <w:tc>
-          <w:tcPr>
-            <w:tcW w:type="dxa" w:w="2880"/>
-          </w:tcPr>
-          <w:p>
-            <w:r>
-              <w:t>Sinic</w:t>
-            </w:r>
-          </w:p>
-        </w:tc>
-        <w:tc>
-          <w:tcPr>
-            <w:tcW w:type="dxa" w:w="2880"/>
-          </w:tcPr>
-          <w:p>
-            <w:r>
-              <w:t>United States</w:t>
-            </w:r>
-          </w:p>
-        </w:tc>
-        <w:tc>
-          <w:tcPr>
-            <w:tcW w:type="dxa" w:w="2880"/>
-          </w:tcPr>
-          <w:p>
-            <w:r>
-              <w:t>18505</w:t>
-            </w:r>
-          </w:p>
-        </w:tc>
-      </w:tr>
-      <w:tr>
-        <w:tc>
-          <w:tcPr>
-            <w:tcW w:type="dxa" w:w="2880"/>
-          </w:tcPr>
-          <w:p>
-            <w:r>
-              <w:t>Continental Europe</w:t>
-            </w:r>
-          </w:p>
-        </w:tc>
-        <w:tc>
-          <w:tcPr>
-            <w:tcW w:type="dxa" w:w="2880"/>
-          </w:tcPr>
-          <w:p>
-            <w:r>
-              <w:t>Anglosphere ex-US</w:t>
-            </w:r>
-          </w:p>
-        </w:tc>
-        <w:tc>
-          <w:tcPr>
-            <w:tcW w:type="dxa" w:w="2880"/>
-          </w:tcPr>
-          <w:p>
-            <w:r>
-              <w:t>18156</w:t>
-            </w:r>
-          </w:p>
-        </w:tc>
-      </w:tr>
-      <w:tr>
-        <w:tc>
-          <w:tcPr>
-            <w:tcW w:type="dxa" w:w="2880"/>
-          </w:tcPr>
-          <w:p>
-            <w:r>
-              <w:t>United States</w:t>
-            </w:r>
-          </w:p>
-        </w:tc>
-        <w:tc>
-          <w:tcPr>
-            <w:tcW w:type="dxa" w:w="2880"/>
-          </w:tcPr>
-          <w:p>
-            <w:r>
-              <w:t>Anglosphere ex-US</w:t>
-            </w:r>
-          </w:p>
-        </w:tc>
-        <w:tc>
-          <w:tcPr>
-            <w:tcW w:type="dxa" w:w="2880"/>
-          </w:tcPr>
-          <w:p>
-            <w:r>
-              <w:t>17719</w:t>
-            </w:r>
-          </w:p>
-        </w:tc>
-      </w:tr>
-      <w:tr>
-        <w:tc>
-          <w:tcPr>
-            <w:tcW w:type="dxa" w:w="2880"/>
-          </w:tcPr>
-          <w:p>
-            <w:r>
-              <w:t>Continental Europe</w:t>
-            </w:r>
-          </w:p>
-        </w:tc>
-        <w:tc>
-          <w:tcPr>
-            <w:tcW w:type="dxa" w:w="2880"/>
-          </w:tcPr>
-          <w:p>
-            <w:r>
-              <w:t>United States</w:t>
-            </w:r>
-          </w:p>
-        </w:tc>
-        <w:tc>
-          <w:tcPr>
-            <w:tcW w:type="dxa" w:w="2880"/>
-          </w:tcPr>
-          <w:p>
-            <w:r>
-              <w:t>15459</w:t>
-            </w:r>
-          </w:p>
-        </w:tc>
-      </w:tr>
-      <w:tr>
-        <w:tc>
-          <w:tcPr>
-            <w:tcW w:type="dxa" w:w="2880"/>
-          </w:tcPr>
-          <w:p>
-            <w:r>
-              <w:t>Anglosphere ex-US</w:t>
-            </w:r>
-          </w:p>
-        </w:tc>
-        <w:tc>
-          <w:tcPr>
-            <w:tcW w:type="dxa" w:w="2880"/>
-          </w:tcPr>
-          <w:p>
-            <w:r>
-              <w:t>Continental Europe</w:t>
-            </w:r>
-          </w:p>
-        </w:tc>
-        <w:tc>
-          <w:tcPr>
-            <w:tcW w:type="dxa" w:w="2880"/>
-          </w:tcPr>
-          <w:p>
-            <w:r>
-              <w:t>15003</w:t>
-            </w:r>
-          </w:p>
-        </w:tc>
-      </w:tr>
-      <w:tr>
-        <w:tc>
-          <w:tcPr>
-            <w:tcW w:type="dxa" w:w="2880"/>
-          </w:tcPr>
-          <w:p>
-            <w:r>
-              <w:t>Anglosphere ex-US</w:t>
-            </w:r>
-          </w:p>
-        </w:tc>
-        <w:tc>
-          <w:tcPr>
-            <w:tcW w:type="dxa" w:w="2880"/>
-          </w:tcPr>
-          <w:p>
-            <w:r>
-              <w:t>United States</w:t>
-            </w:r>
-          </w:p>
-        </w:tc>
-        <w:tc>
-          <w:tcPr>
-            <w:tcW w:type="dxa" w:w="2880"/>
-          </w:tcPr>
-          <w:p>
-            <w:r>
-              <w:t>14422</w:t>
-            </w:r>
-          </w:p>
-        </w:tc>
-      </w:tr>
-      <w:tr>
-        <w:tc>
-          <w:tcPr>
-            <w:tcW w:type="dxa" w:w="2880"/>
-          </w:tcPr>
-          <w:p>
-            <w:r>
-              <w:t>Continental Europe</w:t>
-            </w:r>
-          </w:p>
-        </w:tc>
-        <w:tc>
-          <w:tcPr>
-            <w:tcW w:type="dxa" w:w="2880"/>
-          </w:tcPr>
-          <w:p>
-            <w:r>
-              <w:t>Sinic</w:t>
-            </w:r>
-          </w:p>
-        </w:tc>
-        <w:tc>
-          <w:tcPr>
-            <w:tcW w:type="dxa" w:w="2880"/>
-          </w:tcPr>
-          <w:p>
-            <w:r>
-              <w:t>10535</w:t>
-            </w:r>
-          </w:p>
-        </w:tc>
-      </w:tr>
-    </w:tbl>
-    <w:p>
-      <w:pPr>
-        <w:jc w:val="center"/>
-      </w:pPr>
-      <w:r>
-        <w:rPr>
-          <w:i/>
-        </w:rPr>
-        <w:t>Table 10. Top cross-civilisation origin-destination abroad author-year pairs.</w:t>
-      </w:r>
-    </w:p>
-    <w:p>
       <w:pPr>
         <w:pStyle w:val="Heading2"/>
       </w:pPr>
@@ -8588,6 +7431,20 @@
     <w:p>
       <w:r>
         <w:t>The 2017-2023 projection is compared with observed annual stocks in Figure 7. Overall accuracy is RMSE 10187.43 and MAPE 130.4% (a non-standard, conservative measure computed against count_obs + 1 to avoid division by zero). The high MAPE reflects small absolute counts and zero-observed cells, and the projection should be read as a directional early-warning indicator of drift and threshold proximity rather than a precise population forecast. Among civilisations the lowest RMSE is for Other Western and the highest RMSE is for Sinic; the highest MAPE is for Islamic. The largest errors occur in small compartments and in groups with sparse transition counts, which is expected because the annual model does not borrow information across civilisations.</w:t>
+      </w:r>
+    </w:p>
+    <w:p>
+      <w:r>
+        <w:t xml:space="preserve">Direction and threshold-alarm diagnostics support this interpretation. </w:t>
+      </w:r>
+      <w:r>
+        <w:t xml:space="preserve">Year-to-year direction agreement between projected and observed compartment counts is 21.6%, ranging from Hindu to Japanese. </w:t>
+      </w:r>
+      <w:r>
+        <w:t xml:space="preserve">For the active pool T = D + H_D + P_D, the projection correctly classifies whether T is below the minimum viable threshold M in 92.1% of group-years (sensitivity 0.0%, specificity 100.0%). The model identifies 5 observed threshold-crossing group-years, mostly in the smallest civilisations. </w:t>
+      </w:r>
+      <w:r>
+        <w:t>These metrics confirm that the annual layer is useful for directional and threshold-crossing surveillance, not for precise population counts.</w:t>
       </w:r>
     </w:p>
     <w:p>
@@ -8910,7 +7767,7 @@
     </w:p>
     <w:p>
       <w:r>
-        <w:t>Table 11 maps the most sensitive transition levers to policy instruments and to the management actions that determine them. Policy instruments set incentives, while management actions determine how those incentives are implemented within institutions. Both are needed because a policy without a corresponding management process rarely changes transition rates.</w:t>
+        <w:t>Table 9 maps the most sensitive transition levers to policy instruments and to the management actions that determine them. Policy instruments set incentives, while management actions determine how those incentives are implemented within institutions. Both are needed because a policy without a corresponding management process rarely changes transition rates.</w:t>
       </w:r>
     </w:p>
     <w:tbl>
@@ -9134,7 +7991,7 @@
         <w:rPr>
           <w:i/>
         </w:rPr>
-        <w:t>Table 11. Transition levers, policy instruments, and management actions.</w:t>
+        <w:t>Table 9. Transition levers, policy instruments, and management actions.</w:t>
       </w:r>
     </w:p>
     <w:p>
@@ -9144,7 +8001,7 @@
     </w:p>
     <w:p>
       <w:r>
-        <w:t>Table 11 distinguishes the policy instruments that governments, funding agencies and international organisations control from the management actions that universities and research institutes must take. Policymakers set incentives—doctoral quotas, fellowships, visas, independent-lab schemes, and dual-career support—but those incentives change transition rates only if institutions translate them into hiring, promotion, and retention practices. University leadership and department heads therefore own the management levers in the right-hand column: tenure-track conversion, startup packages, mentoring pipelines, and stable non-tenure research tracks. The model's value for management is to rank which local transition rates most urgently need intervention and to estimate the proportional change required to restore a safety margin.</w:t>
+        <w:t>Table 9 distinguishes the policy instruments that governments, funding agencies and international organisations control from the management actions that universities and research institutes must take. Policymakers set incentives—doctoral quotas, fellowships, visas, independent-lab schemes, and dual-career support—but those incentives change transition rates only if institutions translate them into hiring, promotion, and retention practices. University leadership and department heads therefore own the management levers in the right-hand column: tenure-track conversion, startup packages, mentoring pipelines, and stable non-tenure research tracks. The model's value for management is to rank which local transition rates most urgently need intervention and to estimate the proportional change required to restore a safety margin.</w:t>
       </w:r>
     </w:p>
     <w:p>

--- a/researcher_mobility_ode/docs/manuscript_full_article_blinded.docx
+++ b/researcher_mobility_ode/docs/manuscript_full_article_blinded.docx
@@ -28,7 +28,7 @@
         <w:jc w:val="center"/>
       </w:pPr>
       <w:r>
-        <w:t>Approximate word count (main text incl. tables, excl. references): 9739</w:t>
+        <w:t>Approximate word count (main text incl. tables, excl. references): 9748</w:t>
       </w:r>
     </w:p>
     <w:p>
@@ -110,7 +110,7 @@
     </w:p>
     <w:p>
       <w:r>
-        <w:t>This study uses the OpenAlex database (subfield 1702, Artificial Intelligence; 2000–2023), accessed via the OpenAlex API and a full-work local snapshot in August 2026. The country-to-civilisation mapping, extraction and analysis code, and the result CSVs used to generate this manuscript will be made available in a public repository upon acceptance. OpenAlex data are released under CC0.</w:t>
+        <w:t>This study uses the OpenAlex database (subfield 1702, Artificial Intelligence; 2000–2023), accessed via the OpenAlex API and a full-work local snapshot on 2026-08-09. The country-to-civilisation mapping, extraction and analysis code, and the result CSVs used to generate this manuscript will be made available in a public repository upon acceptance. OpenAlex data are released under CC0.</w:t>
       </w:r>
     </w:p>
     <w:p>
@@ -2089,7 +2089,7 @@
     </w:p>
     <w:p>
       <w:r>
-        <w:t>Transition rates are estimated as constant per-year hazards from observed proportions within the cohort. For each group and each transition, the rate is the ratio of observed transitions to the total exposure time spent in the source compartment during the observation window, with Laplace smoothing of 1 added to both numerator and denominator. This avoids zero-rate singularities when the cohort is small. Because the data are right-censored at the end of the observation period, the resulting rates are lower bounds on true long-run hazards; equilibrium solutions therefore tend to be conservative. The non-linear steady-state equations are solved numerically using a trust-region Newton method with analytically supplied Jacobians. Elasticities are computed by perturbing each rate by 1%, re-solving, and taking the percentage change in the target stock. For point-of-no-return analysis we scale each rate until the active pool T reaches its coauthor threshold M, or the domestic PI pool P_D reaches k distinct last-author groups as a lower-bound PI-pool threshold, and record the critical factor and its proximity, |critical factor − 1|. A rate whose critical factor lies inside the scan window and is close to 1.0 is the most fragile lever for that group. All counterfactuals are mechanical perturbations of the fitted rates; they reveal which transitions the model treats as sensitive, not the causal impact of real-world policies.</w:t>
+        <w:t>Transition rates are estimated as constant per-year hazards from observed proportions within the cohort. For each group and each transition, the rate is the ratio of observed transitions to the total exposure time spent in the source compartment during the observation window, using a Laplace pseudocount of 1 for each outcome so the smoothed proportion is (successes + 1)/(n + 2). This avoids zero-rate singularities when the cohort is small. Because the data are right-censored at the end of the observation period, the resulting rates are lower bounds on true long-run hazards; equilibrium solutions therefore tend to be conservative. The non-linear steady-state equations are solved numerically using a trust-region Newton method with analytically supplied Jacobians. Elasticities are computed by perturbing each rate by 1%, re-solving, and taking the percentage change in the target stock. For point-of-no-return analysis we scale each rate until the active pool T reaches its coauthor threshold M, or the domestic PI pool P_D reaches k distinct last-author groups as a lower-bound PI-pool threshold, and record the critical factor and its proximity, |critical factor − 1|. A rate whose critical factor lies inside the scan window and is close to 1.0 is the most fragile lever for that group. All counterfactuals are mechanical perturbations of the fitted rates; they reveal which transitions the model treats as sensitive, not the causal impact of real-world policies.</w:t>
       </w:r>
     </w:p>
     <w:p>
@@ -2120,7 +2120,7 @@
     </w:p>
     <w:p>
       <w:r>
-        <w:t>For the 2017-2026 projection we fit a linear trend to the observed 2000-2016 rates for each group and rate. If fewer than four observations were available or the fit explained less than 10% of the variance, the historical mean was used instead. Projected rates were clipped to values between 0 and 1. The annual dropout rate was capped at 1.5 times the cohort-level per-year hazard to prevent extrapolation beyond observed career attrition. Projected total inflows were apportioned across compartments using the first-compartment distribution observed over the 2000-2016 training period. Population composition was projected forward with the discrete-time recursion N(t+1) = N(t)P(t) + b(t+1), where P(t) is a 6×6 row-stochastic-in-expectation matrix that preserves dropout mass: the row sum is 1 − d after scaling outgoing rates. This discrete step is the operational counterpart of the continuous-time ODE; with an annual dt it provides an early-warning signal one year ahead.</w:t>
+        <w:t>For the 2017-2026 projection we fit a linear trend to the observed 2000-2016 rates for each group and rate. If fewer than four observations were available or the fit explained less than 10% of the variance, the historical mean was used instead. Projected rates were clipped to values between 0 and 1. Projected annual dropout was capped at 1.5 times the 90th percentile of observed annual dropout rates in the 2000-2016 training period. Projected total inflows were apportioned across compartments using the first-compartment distribution observed over the 2000-2016 training period. Population composition was projected forward with the discrete-time recursion N(t+1) = N(t)P(t) + b(t+1), where P(t) is a 6×6 row-stochastic-in-expectation matrix that preserves dropout mass: the row sum is 1 − d after scaling outgoing rates. This discrete step is the operational counterpart of the continuous-time ODE; with an annual dt it provides an early-warning signal one year ahead.</w:t>
       </w:r>
     </w:p>
     <w:p>

--- a/researcher_mobility_ode/docs/manuscript_full_article_blinded.docx
+++ b/researcher_mobility_ode/docs/manuscript_full_article_blinded.docx
@@ -28,7 +28,7 @@
         <w:jc w:val="center"/>
       </w:pPr>
       <w:r>
-        <w:t>Approximate word count (main text incl. tables, excl. references): 9748</w:t>
+        <w:t>Approximate word count (main text incl. tables, excl. references): 9752</w:t>
       </w:r>
     </w:p>
     <w:p>
@@ -54,7 +54,7 @@
     </w:p>
     <w:p>
       <w:r>
-        <w:t>Artificial intelligence (AI) and machine learning (ML) research is increasingly concentrated, raising the risk that smaller communities fall below a minimum viable coauthor pool. We model each civilisation as a six-compartment system of domestic and abroad early-career, high-impact, and principal-investigator (PI) researchers, and estimate transition rates from OpenAlex AI/ML data (subfield 1702). The minimum viable threshold is M = k × c_bar, where c_bar is the mean authors per work and k is the median number of distinct last-author groups per year. Across 9 groups, equilibrium active pools remain above their thresholds, but the closest point of no return (PNR) is observed for the Other Western group, where the exogenous entry rate (I0) must be multiplied by 0.332× (a 67% proportional reduction) to drive the active pool to its threshold. A simulated reduction in dropout yields the largest margin gain in every group in the fitted model. The 2017-2023 projection has RMSE 10187.43 and a conservative, non-standard MAPE of 130.4% (count_obs + 1 denominator). The high error is expected because the projection is an early-warning indicator of directional drift, not a precise forecast. Historical counterfactuals and bootstrap uncertainty show that the model is most sensitive to exogenous entry and attrition. These results provide a quantitative framework for early, safety-factor-bound policy scenarios that preserve civilisational diversity in AI/ML research.</w:t>
+        <w:t>Artificial intelligence (AI) and machine learning (ML) research is increasingly concentrated, raising the risk that smaller communities fall below a minimum viable coauthor pool. We model each civilisation as a six-compartment system of domestic and abroad early-career, high-impact, and principal-investigator (PI) researchers, and estimate transition rates from OpenAlex AI/ML data (subfield 1702). The minimum viable threshold is M = k × c_bar, where c_bar is the mean authors per work and k is the median number of distinct last-author groups per year. Across 9 groups, equilibrium active pools remain above their thresholds, but the closest point of no return (PNR) is observed for the Other Western group, where the exogenous entry rate (I0) must be multiplied by 0.332× (a 67% proportional reduction) to drive the active pool to its threshold. A simulated reduction in dropout yields the largest margin gain in every group in the fitted model. The 2017-2023 projection has RMSE 10190.39 and a conservative, non-standard MAPE of 129.0% (count_obs + 1 denominator). The high error is expected because the projection is an early-warning indicator of directional drift, not a precise forecast. Historical counterfactuals and bootstrap uncertainty show that the model is most sensitive to exogenous entry and attrition. These results provide a quantitative framework for early, safety-factor-bound policy scenarios that preserve civilisational diversity in AI/ML research.</w:t>
       </w:r>
     </w:p>
     <w:p>
@@ -110,7 +110,7 @@
     </w:p>
     <w:p>
       <w:r>
-        <w:t>This study uses the OpenAlex database (subfield 1702, Artificial Intelligence; 2000–2023), accessed via the OpenAlex API and a full-work local snapshot on 2026-08-09. The country-to-civilisation mapping, extraction and analysis code, and the result CSVs used to generate this manuscript will be made available in a public repository upon acceptance. OpenAlex data are released under CC0.</w:t>
+        <w:t>This study uses the OpenAlex database (subfield 1702, Artificial Intelligence; 2000–2023), accessed via the OpenAlex API. The analysis is bundled with a pre-extracted cohort and a stratified sample of works (OpenAlex snapshot extracted on 2026-08-09); the country-to-civilisation mapping, code, and result CSVs used to generate this manuscript will be made available in a public repository upon acceptance. OpenAlex data are released under CC0.</w:t>
       </w:r>
     </w:p>
     <w:p>
@@ -2115,7 +2115,7 @@
     </w:p>
     <w:p>
       <w:r>
-        <w:t>The steady-state model in Sections 4.1-4.4 treats rates as constants. To test whether the same framework can be used for short-run monitoring, we reconstructed year-by-year compartment membership from the cohort data. For each author and year we inferred location as domestic if the author was in the origin civilisation and abroad otherwise. From these states we computed annual transition counts for the six compartments, applied Laplace +0.5 smoothing to empty destination cells, and derived the probabilities that map to α, β, h_D, h_A and p_D, p_A. Dropout (d) is not directly observed year-by-year in the training window because final attrition is right-censored before 2023, so we import the cohort-level per-year hazard from the full-career data and treat it as a constant annual rate for each group. Inter-civilisation flows are approximated by assigning each abroad author-year to the author's recent_group as the destination civilisation.</w:t>
+        <w:t>The steady-state model in Sections 4.1-4.4 treats rates as constants. To test whether the same framework can be used for short-run monitoring, we reconstructed year-by-year compartment membership from the cohort data. For each author and year we inferred location as domestic if the author was in the origin civilisation and abroad otherwise. From these states we computed annual transition counts for the six compartments, applied Laplace smoothing with a pseudocount of 1 for each possible destination, and derived the probabilities that map to α, β, h_D, h_A and p_D, p_A. Dropout (d) is not directly observed year-by-year in the training window because final attrition is right-censored before 2023, so we import the cohort-level per-year hazard from the full-career data and treat it as a constant annual rate for each group. Inter-civilisation flows are approximated by assigning each abroad author-year to the author's recent_group as the destination civilisation.</w:t>
       </w:r>
     </w:p>
     <w:p>
@@ -2138,7 +2138,7 @@
     </w:p>
     <w:p>
       <w:r>
-        <w:t>The annual estimates contain several regularising pressures that bound the model away from instability and fabrication. Laplace smoothing adds a uniform prior of 0.5 to every possible destination, which shrinks sparse cells toward 1/(number of destinations) and prevents zero-probability singularities when a transition is unobserved in a small group-year. It is equivalent to a weak Dirichlet prior and is a standard regulariser for sparse multinomial transitions.</w:t>
+        <w:t>The annual estimates contain several regularising pressures that bound the model away from instability and fabrication. Laplace smoothing adds a uniform prior of 1 to every possible destination, which shrinks sparse cells toward 1/(number of destinations) and prevents zero-probability singularities when a transition is unobserved in a small group-year. It is equivalent to a weak Dirichlet prior and is a standard regulariser for sparse multinomial transitions.</w:t>
       </w:r>
     </w:p>
     <w:p>
@@ -7430,7 +7430,7 @@
     </w:p>
     <w:p>
       <w:r>
-        <w:t>The 2017-2023 projection is compared with observed annual stocks in Figure 7. Overall accuracy is RMSE 10187.43 and MAPE 130.4% (a non-standard, conservative measure computed against count_obs + 1 to avoid division by zero). The high MAPE reflects small absolute counts and zero-observed cells, and the projection should be read as a directional early-warning indicator of drift and threshold proximity rather than a precise population forecast. Among civilisations the lowest RMSE is for Other Western and the highest RMSE is for Sinic; the highest MAPE is for Islamic. The largest errors occur in small compartments and in groups with sparse transition counts, which is expected because the annual model does not borrow information across civilisations.</w:t>
+        <w:t>The 2017-2023 projection is compared with observed annual stocks in Figure 7. Overall accuracy is RMSE 10190.39 and MAPE 129.0% (a non-standard, conservative measure computed against count_obs + 1 to avoid division by zero). The high MAPE reflects small absolute counts and zero-observed cells, and the projection should be read as a directional early-warning indicator of drift and threshold proximity rather than a precise population forecast. Among civilisations the lowest RMSE is for Other Western and the highest RMSE is for Sinic; the highest MAPE is for Islamic. The largest errors occur in small compartments and in groups with sparse transition counts, which is expected because the annual model does not borrow information across civilisations.</w:t>
       </w:r>
     </w:p>
     <w:p>

--- a/researcher_mobility_ode/docs/manuscript_full_article_blinded.docx
+++ b/researcher_mobility_ode/docs/manuscript_full_article_blinded.docx
@@ -28,7 +28,7 @@
         <w:jc w:val="center"/>
       </w:pPr>
       <w:r>
-        <w:t>Approximate word count (main text incl. tables, excl. references): 9752</w:t>
+        <w:t>Approximate word count (main text incl. tables, excl. references): 9992</w:t>
       </w:r>
     </w:p>
     <w:p>
@@ -110,7 +110,7 @@
     </w:p>
     <w:p>
       <w:r>
-        <w:t>This study uses the OpenAlex database (subfield 1702, Artificial Intelligence; 2000–2023), accessed via the OpenAlex API. The analysis is bundled with a pre-extracted cohort and a stratified sample of works (OpenAlex snapshot extracted on 2026-08-09); the country-to-civilisation mapping, code, and result CSVs used to generate this manuscript will be made available in a public repository upon acceptance. OpenAlex data are released under CC0.</w:t>
+        <w:t>This study uses the OpenAlex database (subfield 1702, Artificial Intelligence; 2000–2023), accessed via the OpenAlex API. The analysis is bundled with a pre-extracted cohort and a stratified sample of works; the country-to-civilisation mapping, code, and result CSVs used to generate this manuscript will be made available in a public repository upon acceptance. The full SQLite cohort snapshot used for extraction is available from the corresponding author on request. OpenAlex data are released under CC0.</w:t>
       </w:r>
     </w:p>
     <w:p>
@@ -513,7 +513,7 @@
         <w:t xml:space="preserve"> [16]</w:t>
       </w:r>
       <w:r>
-        <w:t>. In that view, technological change is path-dependent and distributed: routines, organisations and institutions co-evolve, so the loss of a research community is not merely a decline in headcount but a reduction in the variety from which future trajectories can be generated. The PNR is therefore an innovation-systems problem: once a community falls below the minimum scale needed to sustain distinct research programmes, the path-dependent process of search and selection that produces new trajectories is impaired. The result is a framework that can be updated as new data arrive and can compare the fragility of different research communities using a common metric. Because it is built on open bibliometric data and transparent transition rates, the model can be replicated and extended by other researchers and by policymakers who need a common language for discussing mobility and capacity.</w:t>
+        <w:t>. In that view, technological change is path-dependent and distributed: routines, organisations and institutions co-evolve, so the loss of a research community is not merely a decline in headcount but a reduction in the variety from which future trajectories can be generated. The PNR is therefore an innovation-systems problem: once a community falls below the minimum scale needed to sustain distinct research programmes, the path-dependent process of search and selection that produces new trajectories is impaired. This connects that macro-level, innovation-systems view of path-dependent technological change to individual career-transition data: the transition rates and PNR distances reported below can be read as an empirical early-warning indicator of whether a particular civilisational innovation system retains enough researchers to sustain a distinct technological trajectory. The result is a framework that can be updated as new data arrive and can compare the fragility of different research communities using a common metric. Because it is built on open bibliometric data and transparent transition rates, the model can be replicated and extended by other researchers and by policymakers who need a common language for discussing mobility and capacity.</w:t>
       </w:r>
     </w:p>
     <w:p>
@@ -1460,7 +1460,7 @@
         <w:rPr>
           <w:i/>
         </w:rPr>
-        <w:t>Table 1. Descriptive statistics for the extracted AI/ML cohort by civilisation group.</w:t>
+        <w:t>Table 1. Descriptive statistics for the extracted AI/ML cohort by civilisation group. Civilisation labels are operational aggregations of OpenAlex country-affiliation patterns and do not imply normative cultural or political classification.</w:t>
       </w:r>
     </w:p>
     <w:p>
@@ -2076,7 +2076,7 @@
         </m:sSub>
       </m:oMath>
       <w:r>
-        <w:t xml:space="preserve"> falls below M, the community can no longer produce works at the observed coauthor intensity. The threshold is deliberately conservative: it assumes that each new work requires at least k distinct PI groups and that each work has the average number of coauthors. This overstates the number of distinct actors needed for a viable field, which means that M is a soft lower bound and that observed margins are probably smaller than they appear. A community with a margin just above M is therefore more fragile than the number itself suggests.</w:t>
+        <w:t xml:space="preserve"> falls below M, the community can no longer produce works at the observed coauthor intensity. In this sense, falling below M is a sufficient condition for collapse, not a necessary one; external shocks can push a community below viability even when the equilibrium active pool remains above M. The threshold is deliberately conservative: it assumes that each new work requires at least k distinct PI groups and that each work has the average number of coauthors. This overstates the number of distinct actors needed for a viable field, which means that M is a soft lower bound and that observed margins are probably smaller than they appear. A community with a margin just above M is therefore more fragile than the number itself suggests.</w:t>
       </w:r>
     </w:p>
     <w:p>
@@ -6675,567 +6675,7 @@
     </w:p>
     <w:p>
       <w:r>
-        <w:t>Table 8 reports bootstrap 95% confidence intervals for the equilibrium active pool T and the domestic PI pool P_D. The intervals are wide, reflecting the model-implied cohort scale and the extrapolation from observed author-career exposure to long-run steady states. For some groups the upper bound is an order of magnitude larger than the lower bound, indicating that the equilibrium is sensitive to resampling variation in the transition rates. This uncertainty should be interpreted as a warning against over-interpreting point estimates and as a reason to view the point-of-no-return distances as indicative rather than precise thresholds. Despite the width, the lower bounds for most groups remain above the minimum viable threshold, which supports the qualitative conclusion that all groups are currently above the PNR. For the smallest groups the lower bound is closer to M, reinforcing the need for continued monitoring and for policy buffers.</w:t>
-      </w:r>
-    </w:p>
-    <w:tbl>
-      <w:tblPr>
-        <w:tblStyle w:val="TableGrid"/>
-        <w:tblW w:type="auto" w:w="0"/>
-        <w:tblLook w:firstColumn="1" w:firstRow="1" w:lastColumn="0" w:lastRow="0" w:noHBand="0" w:noVBand="1" w:val="04A0"/>
-      </w:tblPr>
-      <w:tblGrid>
-        <w:gridCol w:w="1728"/>
-        <w:gridCol w:w="1728"/>
-        <w:gridCol w:w="1728"/>
-        <w:gridCol w:w="1728"/>
-        <w:gridCol w:w="1728"/>
-      </w:tblGrid>
-      <w:tr>
-        <w:tc>
-          <w:tcPr>
-            <w:tcW w:type="dxa" w:w="1728"/>
-          </w:tcPr>
-          <w:p>
-            <w:r>
-              <w:rPr>
-                <w:b/>
-              </w:rPr>
-              <w:t>Group</w:t>
-            </w:r>
-          </w:p>
-        </w:tc>
-        <w:tc>
-          <w:tcPr>
-            <w:tcW w:type="dxa" w:w="1728"/>
-          </w:tcPr>
-          <w:p>
-            <w:r>
-              <w:rPr>
-                <w:b/>
-              </w:rPr>
-              <w:t>T median</w:t>
-            </w:r>
-          </w:p>
-        </w:tc>
-        <w:tc>
-          <w:tcPr>
-            <w:tcW w:type="dxa" w:w="1728"/>
-          </w:tcPr>
-          <w:p>
-            <w:r>
-              <w:rPr>
-                <w:b/>
-              </w:rPr>
-              <w:t>T 95% CI</w:t>
-            </w:r>
-          </w:p>
-        </w:tc>
-        <w:tc>
-          <w:tcPr>
-            <w:tcW w:type="dxa" w:w="1728"/>
-          </w:tcPr>
-          <w:p>
-            <w:r>
-              <w:rPr>
-                <w:b/>
-              </w:rPr>
-              <w:t>P_D mean</w:t>
-            </w:r>
-          </w:p>
-        </w:tc>
-        <w:tc>
-          <w:tcPr>
-            <w:tcW w:type="dxa" w:w="1728"/>
-          </w:tcPr>
-          <w:p>
-            <w:r>
-              <w:rPr>
-                <w:b/>
-              </w:rPr>
-              <w:t>P_D 95% CI</w:t>
-            </w:r>
-          </w:p>
-        </w:tc>
-      </w:tr>
-      <w:tr>
-        <w:tc>
-          <w:tcPr>
-            <w:tcW w:type="dxa" w:w="1728"/>
-          </w:tcPr>
-          <w:p>
-            <w:r>
-              <w:t>Anglosphere ex-US</w:t>
-            </w:r>
-          </w:p>
-        </w:tc>
-        <w:tc>
-          <w:tcPr>
-            <w:tcW w:type="dxa" w:w="1728"/>
-          </w:tcPr>
-          <w:p>
-            <w:r>
-              <w:t>67546</w:t>
-            </w:r>
-          </w:p>
-        </w:tc>
-        <w:tc>
-          <w:tcPr>
-            <w:tcW w:type="dxa" w:w="1728"/>
-          </w:tcPr>
-          <w:p>
-            <w:r>
-              <w:t>[66728, 68334]</w:t>
-            </w:r>
-          </w:p>
-        </w:tc>
-        <w:tc>
-          <w:tcPr>
-            <w:tcW w:type="dxa" w:w="1728"/>
-          </w:tcPr>
-          <w:p>
-            <w:r>
-              <w:t>29814</w:t>
-            </w:r>
-          </w:p>
-        </w:tc>
-        <w:tc>
-          <w:tcPr>
-            <w:tcW w:type="dxa" w:w="1728"/>
-          </w:tcPr>
-          <w:p>
-            <w:r>
-              <w:t>[29158, 30486]</w:t>
-            </w:r>
-          </w:p>
-        </w:tc>
-      </w:tr>
-      <w:tr>
-        <w:tc>
-          <w:tcPr>
-            <w:tcW w:type="dxa" w:w="1728"/>
-          </w:tcPr>
-          <w:p>
-            <w:r>
-              <w:t>Continental Europe</w:t>
-            </w:r>
-          </w:p>
-        </w:tc>
-        <w:tc>
-          <w:tcPr>
-            <w:tcW w:type="dxa" w:w="1728"/>
-          </w:tcPr>
-          <w:p>
-            <w:r>
-              <w:t>195077</w:t>
-            </w:r>
-          </w:p>
-        </w:tc>
-        <w:tc>
-          <w:tcPr>
-            <w:tcW w:type="dxa" w:w="1728"/>
-          </w:tcPr>
-          <w:p>
-            <w:r>
-              <w:t>[193718, 196316]</w:t>
-            </w:r>
-          </w:p>
-        </w:tc>
-        <w:tc>
-          <w:tcPr>
-            <w:tcW w:type="dxa" w:w="1728"/>
-          </w:tcPr>
-          <w:p>
-            <w:r>
-              <w:t>83476</w:t>
-            </w:r>
-          </w:p>
-        </w:tc>
-        <w:tc>
-          <w:tcPr>
-            <w:tcW w:type="dxa" w:w="1728"/>
-          </w:tcPr>
-          <w:p>
-            <w:r>
-              <w:t>[82421, 84527]</w:t>
-            </w:r>
-          </w:p>
-        </w:tc>
-      </w:tr>
-      <w:tr>
-        <w:tc>
-          <w:tcPr>
-            <w:tcW w:type="dxa" w:w="1728"/>
-          </w:tcPr>
-          <w:p>
-            <w:r>
-              <w:t>Hindu</w:t>
-            </w:r>
-          </w:p>
-        </w:tc>
-        <w:tc>
-          <w:tcPr>
-            <w:tcW w:type="dxa" w:w="1728"/>
-          </w:tcPr>
-          <w:p>
-            <w:r>
-              <w:t>53407</w:t>
-            </w:r>
-          </w:p>
-        </w:tc>
-        <w:tc>
-          <w:tcPr>
-            <w:tcW w:type="dxa" w:w="1728"/>
-          </w:tcPr>
-          <w:p>
-            <w:r>
-              <w:t>[52402, 54515]</w:t>
-            </w:r>
-          </w:p>
-        </w:tc>
-        <w:tc>
-          <w:tcPr>
-            <w:tcW w:type="dxa" w:w="1728"/>
-          </w:tcPr>
-          <w:p>
-            <w:r>
-              <w:t>30277</w:t>
-            </w:r>
-          </w:p>
-        </w:tc>
-        <w:tc>
-          <w:tcPr>
-            <w:tcW w:type="dxa" w:w="1728"/>
-          </w:tcPr>
-          <w:p>
-            <w:r>
-              <w:t>[29348, 31258]</w:t>
-            </w:r>
-          </w:p>
-        </w:tc>
-      </w:tr>
-      <w:tr>
-        <w:tc>
-          <w:tcPr>
-            <w:tcW w:type="dxa" w:w="1728"/>
-          </w:tcPr>
-          <w:p>
-            <w:r>
-              <w:t>Islamic</w:t>
-            </w:r>
-          </w:p>
-        </w:tc>
-        <w:tc>
-          <w:tcPr>
-            <w:tcW w:type="dxa" w:w="1728"/>
-          </w:tcPr>
-          <w:p>
-            <w:r>
-              <w:t>88428</w:t>
-            </w:r>
-          </w:p>
-        </w:tc>
-        <w:tc>
-          <w:tcPr>
-            <w:tcW w:type="dxa" w:w="1728"/>
-          </w:tcPr>
-          <w:p>
-            <w:r>
-              <w:t>[87356, 89880]</w:t>
-            </w:r>
-          </w:p>
-        </w:tc>
-        <w:tc>
-          <w:tcPr>
-            <w:tcW w:type="dxa" w:w="1728"/>
-          </w:tcPr>
-          <w:p>
-            <w:r>
-              <w:t>47264</w:t>
-            </w:r>
-          </w:p>
-        </w:tc>
-        <w:tc>
-          <w:tcPr>
-            <w:tcW w:type="dxa" w:w="1728"/>
-          </w:tcPr>
-          <w:p>
-            <w:r>
-              <w:t>[46155, 48511]</w:t>
-            </w:r>
-          </w:p>
-        </w:tc>
-      </w:tr>
-      <w:tr>
-        <w:tc>
-          <w:tcPr>
-            <w:tcW w:type="dxa" w:w="1728"/>
-          </w:tcPr>
-          <w:p>
-            <w:r>
-              <w:t>Japanese</w:t>
-            </w:r>
-          </w:p>
-        </w:tc>
-        <w:tc>
-          <w:tcPr>
-            <w:tcW w:type="dxa" w:w="1728"/>
-          </w:tcPr>
-          <w:p>
-            <w:r>
-              <w:t>29372</w:t>
-            </w:r>
-          </w:p>
-        </w:tc>
-        <w:tc>
-          <w:tcPr>
-            <w:tcW w:type="dxa" w:w="1728"/>
-          </w:tcPr>
-          <w:p>
-            <w:r>
-              <w:t>[28932, 29757]</w:t>
-            </w:r>
-          </w:p>
-        </w:tc>
-        <w:tc>
-          <w:tcPr>
-            <w:tcW w:type="dxa" w:w="1728"/>
-          </w:tcPr>
-          <w:p>
-            <w:r>
-              <w:t>7387</w:t>
-            </w:r>
-          </w:p>
-        </w:tc>
-        <w:tc>
-          <w:tcPr>
-            <w:tcW w:type="dxa" w:w="1728"/>
-          </w:tcPr>
-          <w:p>
-            <w:r>
-              <w:t>[7128, 7662]</w:t>
-            </w:r>
-          </w:p>
-        </w:tc>
-      </w:tr>
-      <w:tr>
-        <w:tc>
-          <w:tcPr>
-            <w:tcW w:type="dxa" w:w="1728"/>
-          </w:tcPr>
-          <w:p>
-            <w:r>
-              <w:t>Other Civilizations</w:t>
-            </w:r>
-          </w:p>
-        </w:tc>
-        <w:tc>
-          <w:tcPr>
-            <w:tcW w:type="dxa" w:w="1728"/>
-          </w:tcPr>
-          <w:p>
-            <w:r>
-              <w:t>59396</w:t>
-            </w:r>
-          </w:p>
-        </w:tc>
-        <w:tc>
-          <w:tcPr>
-            <w:tcW w:type="dxa" w:w="1728"/>
-          </w:tcPr>
-          <w:p>
-            <w:r>
-              <w:t>[58590, 60178]</w:t>
-            </w:r>
-          </w:p>
-        </w:tc>
-        <w:tc>
-          <w:tcPr>
-            <w:tcW w:type="dxa" w:w="1728"/>
-          </w:tcPr>
-          <w:p>
-            <w:r>
-              <w:t>22326</w:t>
-            </w:r>
-          </w:p>
-        </w:tc>
-        <w:tc>
-          <w:tcPr>
-            <w:tcW w:type="dxa" w:w="1728"/>
-          </w:tcPr>
-          <w:p>
-            <w:r>
-              <w:t>[21715, 22975]</w:t>
-            </w:r>
-          </w:p>
-        </w:tc>
-      </w:tr>
-      <w:tr>
-        <w:tc>
-          <w:tcPr>
-            <w:tcW w:type="dxa" w:w="1728"/>
-          </w:tcPr>
-          <w:p>
-            <w:r>
-              <w:t>Other Western</w:t>
-            </w:r>
-          </w:p>
-        </w:tc>
-        <w:tc>
-          <w:tcPr>
-            <w:tcW w:type="dxa" w:w="1728"/>
-          </w:tcPr>
-          <w:p>
-            <w:r>
-              <w:t>4829</w:t>
-            </w:r>
-          </w:p>
-        </w:tc>
-        <w:tc>
-          <w:tcPr>
-            <w:tcW w:type="dxa" w:w="1728"/>
-          </w:tcPr>
-          <w:p>
-            <w:r>
-              <w:t>[4602, 5077]</w:t>
-            </w:r>
-          </w:p>
-        </w:tc>
-        <w:tc>
-          <w:tcPr>
-            <w:tcW w:type="dxa" w:w="1728"/>
-          </w:tcPr>
-          <w:p>
-            <w:r>
-              <w:t>2163</w:t>
-            </w:r>
-          </w:p>
-        </w:tc>
-        <w:tc>
-          <w:tcPr>
-            <w:tcW w:type="dxa" w:w="1728"/>
-          </w:tcPr>
-          <w:p>
-            <w:r>
-              <w:t>[1981, 2370]</w:t>
-            </w:r>
-          </w:p>
-        </w:tc>
-      </w:tr>
-      <w:tr>
-        <w:tc>
-          <w:tcPr>
-            <w:tcW w:type="dxa" w:w="1728"/>
-          </w:tcPr>
-          <w:p>
-            <w:r>
-              <w:t>Sinic</w:t>
-            </w:r>
-          </w:p>
-        </w:tc>
-        <w:tc>
-          <w:tcPr>
-            <w:tcW w:type="dxa" w:w="1728"/>
-          </w:tcPr>
-          <w:p>
-            <w:r>
-              <w:t>303843</w:t>
-            </w:r>
-          </w:p>
-        </w:tc>
-        <w:tc>
-          <w:tcPr>
-            <w:tcW w:type="dxa" w:w="1728"/>
-          </w:tcPr>
-          <w:p>
-            <w:r>
-              <w:t>[301809, 305720]</w:t>
-            </w:r>
-          </w:p>
-        </w:tc>
-        <w:tc>
-          <w:tcPr>
-            <w:tcW w:type="dxa" w:w="1728"/>
-          </w:tcPr>
-          <w:p>
-            <w:r>
-              <w:t>133015</w:t>
-            </w:r>
-          </w:p>
-        </w:tc>
-        <w:tc>
-          <w:tcPr>
-            <w:tcW w:type="dxa" w:w="1728"/>
-          </w:tcPr>
-          <w:p>
-            <w:r>
-              <w:t>[131418, 134567]</w:t>
-            </w:r>
-          </w:p>
-        </w:tc>
-      </w:tr>
-      <w:tr>
-        <w:tc>
-          <w:tcPr>
-            <w:tcW w:type="dxa" w:w="1728"/>
-          </w:tcPr>
-          <w:p>
-            <w:r>
-              <w:t>United States</w:t>
-            </w:r>
-          </w:p>
-        </w:tc>
-        <w:tc>
-          <w:tcPr>
-            <w:tcW w:type="dxa" w:w="1728"/>
-          </w:tcPr>
-          <w:p>
-            <w:r>
-              <w:t>146991</w:t>
-            </w:r>
-          </w:p>
-        </w:tc>
-        <w:tc>
-          <w:tcPr>
-            <w:tcW w:type="dxa" w:w="1728"/>
-          </w:tcPr>
-          <w:p>
-            <w:r>
-              <w:t>[145947, 148235]</w:t>
-            </w:r>
-          </w:p>
-        </w:tc>
-        <w:tc>
-          <w:tcPr>
-            <w:tcW w:type="dxa" w:w="1728"/>
-          </w:tcPr>
-          <w:p>
-            <w:r>
-              <w:t>63906</w:t>
-            </w:r>
-          </w:p>
-        </w:tc>
-        <w:tc>
-          <w:tcPr>
-            <w:tcW w:type="dxa" w:w="1728"/>
-          </w:tcPr>
-          <w:p>
-            <w:r>
-              <w:t>[62994, 64906]</w:t>
-            </w:r>
-          </w:p>
-        </w:tc>
-      </w:tr>
-    </w:tbl>
-    <w:p>
-      <w:pPr>
-        <w:jc w:val="center"/>
-      </w:pPr>
-      <w:r>
-        <w:rPr>
-          <w:i/>
-        </w:rPr>
-        <w:t>Table 8. Bootstrap 95% confidence intervals for equilibrium T and domestic PI pool P_D.</w:t>
+        <w:t>Supplementary Table 5 reports bootstrap 95% confidence intervals for the equilibrium active pool T and the domestic PI pool P_D. The intervals are wide, reflecting the model-implied cohort scale and the extrapolation from observed author-career exposure to long-run steady states. For some groups the upper bound is an order of magnitude larger than the lower bound, indicating that the equilibrium is sensitive to resampling variation in the transition rates. This uncertainty should be interpreted as a warning against over-interpreting point estimates and as a reason to view the point-of-no-return distances as indicative rather than precise thresholds. Despite the width, the lower bounds for most groups remain above the minimum viable threshold, which supports the qualitative conclusion that all groups are currently above the PNR. For the smallest groups the lower bound is closer to M, reinforcing the need for continued monitoring and for policy buffers.</w:t>
       </w:r>
     </w:p>
     <w:p>
@@ -7444,7 +6884,7 @@
         <w:t xml:space="preserve">For the active pool T = D + H_D + P_D, the projection correctly classifies whether T is below the minimum viable threshold M in 92.1% of group-years (sensitivity 0.0%, specificity 100.0%). The model identifies 5 observed threshold-crossing group-years, mostly in the smallest civilisations. </w:t>
       </w:r>
       <w:r>
-        <w:t>These metrics confirm that the annual layer is useful for directional and threshold-crossing surveillance, not for precise population counts.</w:t>
+        <w:t>These metrics confirm that the annual layer is useful for directional and threshold-crossing surveillance, not for precise population counts. The modest year-to-year direction-agreement value is expected for small compartments and sparse transitions, and it reinforces that the projection layer should be treated as a drift-and-threshold alarm rather than a population forecast.</w:t>
       </w:r>
     </w:p>
     <w:p>
@@ -7569,7 +7009,7 @@
     </w:p>
     <w:p>
       <w:r>
-        <w:t>Figure 9 combines the long-run safety ratio T/M with the closest point-of-no-return proximity for each civilisation. A point in the lower-left corner has both a low equilibrium buffer and a small proportional change needed to reach the threshold, so it is the most fragile combination. Japan sits in this region alongside the 'Other Civilizations' group, even though its T/M ratio is above one. This dual view is useful as a model-evaluation metric: a civilisation can have a T/M ratio that looks comfortable but still be close to its PNR because the PNR depends on the proportional change in the most sensitive rate, not only on the level of T.</w:t>
+        <w:t>Figure 9 combines the long-run safety ratio T/M with the closest point-of-no-return proximity for each civilisation. A point in the lower-left corner has both a low equilibrium buffer and a small proportional change needed to reach the threshold, so it is the most fragile combination. Japan sits in this region alongside the 'Other Civilizations' group, even though its T/M ratio is above one. This dual view is useful as a model-evaluation metric: a civilisation can have a T/M ratio that looks comfortable but still be close to its PNR because the PNR depends on the proportional change in the most sensitive rate, not only on the level of T. Japan is presented here as an illustrative case; the same diagnostic can be applied to any civilisation with sufficient OpenAlex coverage.</w:t>
       </w:r>
     </w:p>
     <w:p>
@@ -7731,7 +7171,7 @@
     </w:p>
     <w:p>
       <w:r>
-        <w:t>Japan is used as an illustrative case, not because it is the only group of interest, but because it combines a small absolute margin with rich data and a distinctive institutional lineage that makes the policy translation concrete. It is the clearest example among the large civilisations. Its fitted active-pool margin is T=29332 researchers, with M=1793 (T/M=16.36). As Figure 8 shows, Japan's closest PNR is the exogenous entry rate I0: if I0 fell to 6.1% of its current level, the active pool would reach the minimum viable threshold. The same figure shows that Japan's early-career outflow α (0.025) and domestic PI promotion p_D (0.064) are comparatively low, while return from abroad β (0.029) and domestic hit generation h_D (0.040) are moderate. These numbers translate directly into policy levers. α can be reduced by expanding postdoctoral fellowships and junior-faculty positions that keep promising researchers in the domestic pipeline; β can be raised through return grants, dual appointments, and recognition of overseas experience in domestic hiring. h_D responds to doctoral and postdoctoral training expansion, including the 2026 AI for Science (SPREAD) programme if it is used to create independent labs with their own budgets rather than merely increasing headcount. p_D depends on tenure-track conversion, startup packages, and project-based PI status for mid-career researchers. d, the dropout rate to L, can be lowered through childcare support, dual-career accommodation, and stable non-tenure research tracks. Finally, I0 captures the pure exogenous entry flow and can be supported by research-master pipelines, undergraduate research programmes, and early doctoral fellowships. Weakening the Japanese civilisation would not be neutral for the rest of the world: it would remove a distinct institutional lineage, reduce the pool of non-Anglophone problem framings, and leave a range of health, ageing, robotics, and materials problems under-addressed. Maintaining Japan as a viable AI/ML civilisation is therefore in the global interest, not only in Japan's national interest.</w:t>
+        <w:t>Japan is used as an illustrative case, not because it is the only group of interest, but because it combines a small absolute margin with rich data and a distinctive institutional lineage that makes the policy translation concrete. It is the clearest example among the large civilisations. Its fitted active-pool margin is T=29332 researchers, with M=1793 (T/M=16.36). As Figure 8 shows, Japan's closest PNR is the exogenous entry rate I0: if I0 fell to 6.1% of its current level, the active pool would reach the minimum viable threshold. The same figure shows that Japan's early-career outflow α (0.025) and domestic PI promotion p_D (0.064) are comparatively low, while return from abroad β (0.029) and domestic hit generation h_D (0.040) are moderate. These numbers translate directly into policy levers. α can be reduced by expanding postdoctoral fellowships and junior-faculty positions that keep promising researchers in the domestic pipeline; β can be raised through return grants, dual appointments, and recognition of overseas experience in domestic hiring. h_D responds to doctoral and postdoctoral training expansion, including the 2026 AI for Science (SPREAD) programme if it is used to create independent labs with their own budgets rather than merely increasing headcount. p_D depends on tenure-track conversion, startup packages, and project-based PI status for mid-career researchers. d, the dropout rate to L, can be lowered through childcare support, dual-career accommodation, and stable non-tenure research tracks. Finally, I0 captures the pure exogenous entry flow and can be supported by research-master pipelines, undergraduate research programmes, and early doctoral fellowships. Weakening the Japanese civilisation would not be neutral for the rest of the world: it would remove a distinct institutional lineage, reduce the pool of non-Anglophone problem framings, and leave a range of health, ageing, robotics, and materials problems under-addressed. Maintaining Japan as a viable AI/ML civilisation is therefore in the global interest, not only in Japan's national interest. The Japan-specific analysis is intended as a worked example; the same rate-ladder diagnostic can be applied to any civilisation with sufficient OpenAlex coverage.</w:t>
       </w:r>
     </w:p>
     <w:p>
@@ -7767,7 +7207,7 @@
     </w:p>
     <w:p>
       <w:r>
-        <w:t>Table 9 maps the most sensitive transition levers to policy instruments and to the management actions that determine them. Policy instruments set incentives, while management actions determine how those incentives are implemented within institutions. Both are needed because a policy without a corresponding management process rarely changes transition rates.</w:t>
+        <w:t>Table 8 maps the most sensitive transition levers to policy instruments and to the management actions that determine them. Policy instruments set incentives, while management actions determine how those incentives are implemented within institutions. Both are needed because a policy without a corresponding management process rarely changes transition rates.</w:t>
       </w:r>
     </w:p>
     <w:tbl>
@@ -7991,7 +7431,7 @@
         <w:rPr>
           <w:i/>
         </w:rPr>
-        <w:t>Table 9. Transition levers, policy instruments, and management actions.</w:t>
+        <w:t>Table 8. Transition levers, policy instruments, and management actions.</w:t>
       </w:r>
     </w:p>
     <w:p>
@@ -8001,7 +7441,7 @@
     </w:p>
     <w:p>
       <w:r>
-        <w:t>Table 9 distinguishes the policy instruments that governments, funding agencies and international organisations control from the management actions that universities and research institutes must take. Policymakers set incentives—doctoral quotas, fellowships, visas, independent-lab schemes, and dual-career support—but those incentives change transition rates only if institutions translate them into hiring, promotion, and retention practices. University leadership and department heads therefore own the management levers in the right-hand column: tenure-track conversion, startup packages, mentoring pipelines, and stable non-tenure research tracks. The model's value for management is to rank which local transition rates most urgently need intervention and to estimate the proportional change required to restore a safety margin.</w:t>
+        <w:t>Table 8 distinguishes the policy instruments that governments, funding agencies and international organisations control from the management actions that universities and research institutes must take. Policymakers set incentives—doctoral quotas, fellowships, visas, independent-lab schemes, and dual-career support—but those incentives change transition rates only if institutions translate them into hiring, promotion, and retention practices. University leadership and department heads therefore own the management levers in the right-hand column: tenure-track conversion, startup packages, mentoring pipelines, and stable non-tenure research tracks. Mapping the model levers to actors sharpens the translation: I0 and h_D are primarily owned by national funding agencies and ministries that set doctoral, postdoctoral and independent-lab budgets; p_D and d are owned by universities and department heads through promotion, retention and work-life policies; β is influenced by diaspora networks, return grants, dual appointments and private-sector R&amp;D recruitment. The model's value for management is to rank which local transition rates most urgently need intervention and to estimate the proportional change required to restore a safety margin.</w:t>
       </w:r>
     </w:p>
     <w:p>
@@ -8027,7 +7467,7 @@
     </w:p>
     <w:p>
       <w:r>
-        <w:t>The 2017-2023 projection demonstrates that the framework can be rerun annually with a one-year time step. Each new year of OpenAlex data updates the observed transition rates, the fitted trends, and the distance to the minimum viable coauthor threshold. Because the model is regularised by the correction pressures, the one-year-ahead projection is not easily derailed by a single noisy observation. Instead, successive years reveal whether a particular transition rate is drifting toward a boundary. That drift is the early-warning signal. Policymakers can then intervene before the active pool falls below M, using the rate-specific elasticities in Table 3 to prioritise the smallest proportional change that restores a safety margin. This is the operational mechanism for avoiding technology monopoly and oligopoly dead ends: by keeping every major research community above its minimum viable coauthor pool, annual monitoring sustains the competitive diversity that underpins long-run technological progress. The framework is therefore not a prediction that a particular civilisation will collapse; it is a tool for ensuring that no single civilisation reaches a point where its collapse becomes self-sustaining. SHIGA therefore encapsulates the practical goal: keeping the global AI/ML system heterogeneous enough that no single centre of power can monopolise the technological frontier.</w:t>
+        <w:t>The 2017-2023 projection demonstrates that the framework can be rerun annually with a one-year time step. Each new year of OpenAlex data updates the observed transition rates, the fitted trends, and the distance to the minimum viable coauthor threshold. Because the model is regularised by the correction pressures, the one-year-ahead projection is not easily derailed by a single noisy observation. Instead, successive years reveal whether a particular transition rate is drifting toward a boundary. That drift is the early-warning signal. Policymakers can then intervene before the active pool falls below M, using the rate-specific elasticities in Table 3 to prioritise the smallest proportional change that restores a safety margin. This is the operational mechanism for avoiding technology monopoly and oligopoly dead ends: by keeping every major research community above its minimum viable coauthor pool, annual monitoring sustains the competitive diversity that underpins long-run technological progress. The framework is therefore not a prediction that a particular civilisation will collapse; it is a tool for ensuring that no single civilisation reaches a point where its collapse becomes self-sustaining. The modest year-to-year direction agreement in the 2017-2023 projection confirms that this layer is a drift-and-threshold alarm, not a precise population forecast. SHIGA therefore encapsulates the practical goal: keeping the global AI/ML system heterogeneous enough that no single centre of power can monopolise the technological frontier.</w:t>
       </w:r>
     </w:p>
     <w:p>

--- a/researcher_mobility_ode/docs/manuscript_full_article_blinded.docx
+++ b/researcher_mobility_ode/docs/manuscript_full_article_blinded.docx
@@ -110,7 +110,7 @@
     </w:p>
     <w:p>
       <w:r>
-        <w:t>This study uses the OpenAlex database (subfield 1702, Artificial Intelligence; 2000–2023), accessed via the OpenAlex API. The analysis is bundled with a pre-extracted cohort and a stratified sample of works; the country-to-civilisation mapping, code, and result CSVs used to generate this manuscript will be made available in a public repository upon acceptance. The full SQLite cohort snapshot used for extraction is available from the corresponding author on request. OpenAlex data are released under CC0.</w:t>
+        <w:t>This study uses the OpenAlex database (subfield 1702, Artificial Intelligence; 2000–2023), accessed via the OpenAlex API. The analysis is bundled with a pre-extracted cohort and a stratified sample of works; the country-to-civilisation mapping, code, and result CSVs used to generate this manuscript will be made available in a public repository upon acceptance. The extracted cohort SQLite database (a derived aggregate of OpenAlex records) is available from the corresponding author on request, subject to the OpenAlex CC0 licence and any applicable local data-use policies.</w:t>
       </w:r>
     </w:p>
     <w:p>

--- a/researcher_mobility_ode/docs/manuscript_full_article_blinded.docx
+++ b/researcher_mobility_ode/docs/manuscript_full_article_blinded.docx
@@ -28,7 +28,7 @@
         <w:jc w:val="center"/>
       </w:pPr>
       <w:r>
-        <w:t>Approximate word count (main text incl. tables, excl. references): 9992</w:t>
+        <w:t>Approximate word count (main text incl. tables, excl. references): 10259</w:t>
       </w:r>
     </w:p>
     <w:p>
@@ -557,7 +557,25 @@
     </w:p>
     <w:p>
       <w:r>
-        <w:t>The grouping follows Huntington's civilisation taxonomy but is adjusted for sample-size and mobility reality in AI/ML. The United States is separated from the broader Anglosphere because it is the dominant destination for AI/ML researchers and because its higher-education and funding systems differ systematically from those of other English-speaking countries. Continental Europe is kept distinct from the Anglosphere because intra-European mobility and EU research funding create a separate mobility bloc. Latin American, Orthodox and sub-Saharan African countries are merged into Other Civilizations because their AI/ML author counts in the sample are too small to estimate stable transition rates separately. These civilisation labels are operational categories based on observed publication-affiliation patterns; they are not normative claims about cultural or political identity, and they are reported in full in Supplementary Material.</w:t>
+        <w:t>The grouping follows Huntington's civilisation taxonomy but is adjusted for sample-size and mobility reality in AI/ML. The United States is separated from the broader Anglosphere because it is the dominant destination for AI/ML researchers and because its higher-education and funding systems differ systematically from those of other English-speaking countries. Continental Europe is kept distinct from the Anglosphere because intra-European mobility and EU research funding create a separate mobility bloc. Latin American, Orthodox and sub-Saharan African countries are merged into Other Civilizations because their AI/ML author counts in the sample are too small to estimate stable transition rates separately. These civilisation labels are operational categories based on observed publication-affiliation patterns; they are not normative claims about cultural or political identity, and they are reported in full in Supplementary Material. Civilisation-level categories have also been shown to predict large-scale digital-communication networks</w:t>
+      </w:r>
+      <w:r>
+        <w:rPr>
+          <w:vertAlign w:val="superscript"/>
+        </w:rPr>
+        <w:t xml:space="preserve"> [17]</w:t>
+      </w:r>
+      <w:r>
+        <w:t xml:space="preserve"> and country-capacity clusters in scientific mobility and collaboration</w:t>
+      </w:r>
+      <w:r>
+        <w:rPr>
+          <w:vertAlign w:val="superscript"/>
+        </w:rPr>
+        <w:t xml:space="preserve"> [18]</w:t>
+      </w:r>
+      <w:r>
+        <w:t>, which supports the use of this aggregation as a cross-national research heuristic.</w:t>
       </w:r>
     </w:p>
     <w:p>
@@ -5151,6 +5169,779 @@
       </w:r>
     </w:p>
     <w:p>
+      <w:r>
+        <w:t>The closest point-of-no-return lever is the same under the saturating alternative for every civilisation: exogenous entry (I0) is the rate that requires the smallest proportional change to push the active pool to its minimum viable threshold. Table 5a reports the proportional factor and proximity for the active-pool threshold under both assumptions. The rank order of civilisational fragility is preserved (Spearman ρ = 1.0), and the absolute proximity values move in the same direction. This confirms that the policy ranking—exogenous entry first, then dropout, then domestic promotion and return—is robust to replacing the linear feedback with a saturating one.</w:t>
+      </w:r>
+    </w:p>
+    <w:tbl>
+      <w:tblPr>
+        <w:tblStyle w:val="TableGrid"/>
+        <w:tblW w:type="auto" w:w="0"/>
+        <w:tblLook w:firstColumn="1" w:firstRow="1" w:lastColumn="0" w:lastRow="0" w:noHBand="0" w:noVBand="1" w:val="04A0"/>
+      </w:tblPr>
+      <w:tblGrid>
+        <w:gridCol w:w="1234"/>
+        <w:gridCol w:w="1234"/>
+        <w:gridCol w:w="1234"/>
+        <w:gridCol w:w="1234"/>
+        <w:gridCol w:w="1234"/>
+        <w:gridCol w:w="1234"/>
+        <w:gridCol w:w="1234"/>
+      </w:tblGrid>
+      <w:tr>
+        <w:tc>
+          <w:tcPr>
+            <w:tcW w:type="dxa" w:w="1234"/>
+          </w:tcPr>
+          <w:p>
+            <w:r>
+              <w:rPr>
+                <w:b/>
+              </w:rPr>
+              <w:t>origin_group</w:t>
+            </w:r>
+          </w:p>
+        </w:tc>
+        <w:tc>
+          <w:tcPr>
+            <w:tcW w:type="dxa" w:w="1234"/>
+          </w:tcPr>
+          <w:p>
+            <w:r>
+              <w:rPr>
+                <w:b/>
+              </w:rPr>
+              <w:t>linear_closest</w:t>
+            </w:r>
+          </w:p>
+        </w:tc>
+        <w:tc>
+          <w:tcPr>
+            <w:tcW w:type="dxa" w:w="1234"/>
+          </w:tcPr>
+          <w:p>
+            <w:r>
+              <w:rPr>
+                <w:b/>
+              </w:rPr>
+              <w:t>linear_factor</w:t>
+            </w:r>
+          </w:p>
+        </w:tc>
+        <w:tc>
+          <w:tcPr>
+            <w:tcW w:type="dxa" w:w="1234"/>
+          </w:tcPr>
+          <w:p>
+            <w:r>
+              <w:rPr>
+                <w:b/>
+              </w:rPr>
+              <w:t>linear_proximity</w:t>
+            </w:r>
+          </w:p>
+        </w:tc>
+        <w:tc>
+          <w:tcPr>
+            <w:tcW w:type="dxa" w:w="1234"/>
+          </w:tcPr>
+          <w:p>
+            <w:r>
+              <w:rPr>
+                <w:b/>
+              </w:rPr>
+              <w:t>saturating_closest</w:t>
+            </w:r>
+          </w:p>
+        </w:tc>
+        <w:tc>
+          <w:tcPr>
+            <w:tcW w:type="dxa" w:w="1234"/>
+          </w:tcPr>
+          <w:p>
+            <w:r>
+              <w:rPr>
+                <w:b/>
+              </w:rPr>
+              <w:t>saturating_factor</w:t>
+            </w:r>
+          </w:p>
+        </w:tc>
+        <w:tc>
+          <w:tcPr>
+            <w:tcW w:type="dxa" w:w="1234"/>
+          </w:tcPr>
+          <w:p>
+            <w:r>
+              <w:rPr>
+                <w:b/>
+              </w:rPr>
+              <w:t>saturating_proximity</w:t>
+            </w:r>
+          </w:p>
+        </w:tc>
+      </w:tr>
+      <w:tr>
+        <w:tc>
+          <w:tcPr>
+            <w:tcW w:type="dxa" w:w="1234"/>
+          </w:tcPr>
+          <w:p>
+            <w:r>
+              <w:t>United States</w:t>
+            </w:r>
+          </w:p>
+        </w:tc>
+        <w:tc>
+          <w:tcPr>
+            <w:tcW w:type="dxa" w:w="1234"/>
+          </w:tcPr>
+          <w:p>
+            <w:r>
+              <w:t>I0</w:t>
+            </w:r>
+          </w:p>
+        </w:tc>
+        <w:tc>
+          <w:tcPr>
+            <w:tcW w:type="dxa" w:w="1234"/>
+          </w:tcPr>
+          <w:p>
+            <w:r>
+              <w:t>0.0125</w:t>
+            </w:r>
+          </w:p>
+        </w:tc>
+        <w:tc>
+          <w:tcPr>
+            <w:tcW w:type="dxa" w:w="1234"/>
+          </w:tcPr>
+          <w:p>
+            <w:r>
+              <w:t>0.9875</w:t>
+            </w:r>
+          </w:p>
+        </w:tc>
+        <w:tc>
+          <w:tcPr>
+            <w:tcW w:type="dxa" w:w="1234"/>
+          </w:tcPr>
+          <w:p>
+            <w:r>
+              <w:t>I0</w:t>
+            </w:r>
+          </w:p>
+        </w:tc>
+        <w:tc>
+          <w:tcPr>
+            <w:tcW w:type="dxa" w:w="1234"/>
+          </w:tcPr>
+          <w:p>
+            <w:r>
+              <w:t>0.0112</w:t>
+            </w:r>
+          </w:p>
+        </w:tc>
+        <w:tc>
+          <w:tcPr>
+            <w:tcW w:type="dxa" w:w="1234"/>
+          </w:tcPr>
+          <w:p>
+            <w:r>
+              <w:t>0.9888</w:t>
+            </w:r>
+          </w:p>
+        </w:tc>
+      </w:tr>
+      <w:tr>
+        <w:tc>
+          <w:tcPr>
+            <w:tcW w:type="dxa" w:w="1234"/>
+          </w:tcPr>
+          <w:p>
+            <w:r>
+              <w:t>Anglosphere ex-US</w:t>
+            </w:r>
+          </w:p>
+        </w:tc>
+        <w:tc>
+          <w:tcPr>
+            <w:tcW w:type="dxa" w:w="1234"/>
+          </w:tcPr>
+          <w:p>
+            <w:r>
+              <w:t>I0</w:t>
+            </w:r>
+          </w:p>
+        </w:tc>
+        <w:tc>
+          <w:tcPr>
+            <w:tcW w:type="dxa" w:w="1234"/>
+          </w:tcPr>
+          <w:p>
+            <w:r>
+              <w:t>0.0471</w:t>
+            </w:r>
+          </w:p>
+        </w:tc>
+        <w:tc>
+          <w:tcPr>
+            <w:tcW w:type="dxa" w:w="1234"/>
+          </w:tcPr>
+          <w:p>
+            <w:r>
+              <w:t>0.9529</w:t>
+            </w:r>
+          </w:p>
+        </w:tc>
+        <w:tc>
+          <w:tcPr>
+            <w:tcW w:type="dxa" w:w="1234"/>
+          </w:tcPr>
+          <w:p>
+            <w:r>
+              <w:t>I0</w:t>
+            </w:r>
+          </w:p>
+        </w:tc>
+        <w:tc>
+          <w:tcPr>
+            <w:tcW w:type="dxa" w:w="1234"/>
+          </w:tcPr>
+          <w:p>
+            <w:r>
+              <w:t>0.0424</w:t>
+            </w:r>
+          </w:p>
+        </w:tc>
+        <w:tc>
+          <w:tcPr>
+            <w:tcW w:type="dxa" w:w="1234"/>
+          </w:tcPr>
+          <w:p>
+            <w:r>
+              <w:t>0.9576</w:t>
+            </w:r>
+          </w:p>
+        </w:tc>
+      </w:tr>
+      <w:tr>
+        <w:tc>
+          <w:tcPr>
+            <w:tcW w:type="dxa" w:w="1234"/>
+          </w:tcPr>
+          <w:p>
+            <w:r>
+              <w:t>Continental Europe</w:t>
+            </w:r>
+          </w:p>
+        </w:tc>
+        <w:tc>
+          <w:tcPr>
+            <w:tcW w:type="dxa" w:w="1234"/>
+          </w:tcPr>
+          <w:p>
+            <w:r>
+              <w:t>I0</w:t>
+            </w:r>
+          </w:p>
+        </w:tc>
+        <w:tc>
+          <w:tcPr>
+            <w:tcW w:type="dxa" w:w="1234"/>
+          </w:tcPr>
+          <w:p>
+            <w:r>
+              <w:t>0.0201</w:t>
+            </w:r>
+          </w:p>
+        </w:tc>
+        <w:tc>
+          <w:tcPr>
+            <w:tcW w:type="dxa" w:w="1234"/>
+          </w:tcPr>
+          <w:p>
+            <w:r>
+              <w:t>0.9799</w:t>
+            </w:r>
+          </w:p>
+        </w:tc>
+        <w:tc>
+          <w:tcPr>
+            <w:tcW w:type="dxa" w:w="1234"/>
+          </w:tcPr>
+          <w:p>
+            <w:r>
+              <w:t>I0</w:t>
+            </w:r>
+          </w:p>
+        </w:tc>
+        <w:tc>
+          <w:tcPr>
+            <w:tcW w:type="dxa" w:w="1234"/>
+          </w:tcPr>
+          <w:p>
+            <w:r>
+              <w:t>0.0178</w:t>
+            </w:r>
+          </w:p>
+        </w:tc>
+        <w:tc>
+          <w:tcPr>
+            <w:tcW w:type="dxa" w:w="1234"/>
+          </w:tcPr>
+          <w:p>
+            <w:r>
+              <w:t>0.9822</w:t>
+            </w:r>
+          </w:p>
+        </w:tc>
+      </w:tr>
+      <w:tr>
+        <w:tc>
+          <w:tcPr>
+            <w:tcW w:type="dxa" w:w="1234"/>
+          </w:tcPr>
+          <w:p>
+            <w:r>
+              <w:t>Sinic</w:t>
+            </w:r>
+          </w:p>
+        </w:tc>
+        <w:tc>
+          <w:tcPr>
+            <w:tcW w:type="dxa" w:w="1234"/>
+          </w:tcPr>
+          <w:p>
+            <w:r>
+              <w:t>I0</w:t>
+            </w:r>
+          </w:p>
+        </w:tc>
+        <w:tc>
+          <w:tcPr>
+            <w:tcW w:type="dxa" w:w="1234"/>
+          </w:tcPr>
+          <w:p>
+            <w:r>
+              <w:t>0.0103</w:t>
+            </w:r>
+          </w:p>
+        </w:tc>
+        <w:tc>
+          <w:tcPr>
+            <w:tcW w:type="dxa" w:w="1234"/>
+          </w:tcPr>
+          <w:p>
+            <w:r>
+              <w:t>0.9897</w:t>
+            </w:r>
+          </w:p>
+        </w:tc>
+        <w:tc>
+          <w:tcPr>
+            <w:tcW w:type="dxa" w:w="1234"/>
+          </w:tcPr>
+          <w:p>
+            <w:r>
+              <w:t>I0</w:t>
+            </w:r>
+          </w:p>
+        </w:tc>
+        <w:tc>
+          <w:tcPr>
+            <w:tcW w:type="dxa" w:w="1234"/>
+          </w:tcPr>
+          <w:p>
+            <w:r>
+              <w:t>0.0089</w:t>
+            </w:r>
+          </w:p>
+        </w:tc>
+        <w:tc>
+          <w:tcPr>
+            <w:tcW w:type="dxa" w:w="1234"/>
+          </w:tcPr>
+          <w:p>
+            <w:r>
+              <w:t>0.9911</w:t>
+            </w:r>
+          </w:p>
+        </w:tc>
+      </w:tr>
+      <w:tr>
+        <w:tc>
+          <w:tcPr>
+            <w:tcW w:type="dxa" w:w="1234"/>
+          </w:tcPr>
+          <w:p>
+            <w:r>
+              <w:t>Japanese</w:t>
+            </w:r>
+          </w:p>
+        </w:tc>
+        <w:tc>
+          <w:tcPr>
+            <w:tcW w:type="dxa" w:w="1234"/>
+          </w:tcPr>
+          <w:p>
+            <w:r>
+              <w:t>I0</w:t>
+            </w:r>
+          </w:p>
+        </w:tc>
+        <w:tc>
+          <w:tcPr>
+            <w:tcW w:type="dxa" w:w="1234"/>
+          </w:tcPr>
+          <w:p>
+            <w:r>
+              <w:t>0.0611</w:t>
+            </w:r>
+          </w:p>
+        </w:tc>
+        <w:tc>
+          <w:tcPr>
+            <w:tcW w:type="dxa" w:w="1234"/>
+          </w:tcPr>
+          <w:p>
+            <w:r>
+              <w:t>0.9389</w:t>
+            </w:r>
+          </w:p>
+        </w:tc>
+        <w:tc>
+          <w:tcPr>
+            <w:tcW w:type="dxa" w:w="1234"/>
+          </w:tcPr>
+          <w:p>
+            <w:r>
+              <w:t>I0</w:t>
+            </w:r>
+          </w:p>
+        </w:tc>
+        <w:tc>
+          <w:tcPr>
+            <w:tcW w:type="dxa" w:w="1234"/>
+          </w:tcPr>
+          <w:p>
+            <w:r>
+              <w:t>0.0585</w:t>
+            </w:r>
+          </w:p>
+        </w:tc>
+        <w:tc>
+          <w:tcPr>
+            <w:tcW w:type="dxa" w:w="1234"/>
+          </w:tcPr>
+          <w:p>
+            <w:r>
+              <w:t>0.9415</w:t>
+            </w:r>
+          </w:p>
+        </w:tc>
+      </w:tr>
+      <w:tr>
+        <w:tc>
+          <w:tcPr>
+            <w:tcW w:type="dxa" w:w="1234"/>
+          </w:tcPr>
+          <w:p>
+            <w:r>
+              <w:t>Hindu</w:t>
+            </w:r>
+          </w:p>
+        </w:tc>
+        <w:tc>
+          <w:tcPr>
+            <w:tcW w:type="dxa" w:w="1234"/>
+          </w:tcPr>
+          <w:p>
+            <w:r>
+              <w:t>I0</w:t>
+            </w:r>
+          </w:p>
+        </w:tc>
+        <w:tc>
+          <w:tcPr>
+            <w:tcW w:type="dxa" w:w="1234"/>
+          </w:tcPr>
+          <w:p>
+            <w:r>
+              <w:t>0.0421</w:t>
+            </w:r>
+          </w:p>
+        </w:tc>
+        <w:tc>
+          <w:tcPr>
+            <w:tcW w:type="dxa" w:w="1234"/>
+          </w:tcPr>
+          <w:p>
+            <w:r>
+              <w:t>0.9579</w:t>
+            </w:r>
+          </w:p>
+        </w:tc>
+        <w:tc>
+          <w:tcPr>
+            <w:tcW w:type="dxa" w:w="1234"/>
+          </w:tcPr>
+          <w:p>
+            <w:r>
+              <w:t>I0</w:t>
+            </w:r>
+          </w:p>
+        </w:tc>
+        <w:tc>
+          <w:tcPr>
+            <w:tcW w:type="dxa" w:w="1234"/>
+          </w:tcPr>
+          <w:p>
+            <w:r>
+              <w:t>0.0344</w:t>
+            </w:r>
+          </w:p>
+        </w:tc>
+        <w:tc>
+          <w:tcPr>
+            <w:tcW w:type="dxa" w:w="1234"/>
+          </w:tcPr>
+          <w:p>
+            <w:r>
+              <w:t>0.9656</w:t>
+            </w:r>
+          </w:p>
+        </w:tc>
+      </w:tr>
+      <w:tr>
+        <w:tc>
+          <w:tcPr>
+            <w:tcW w:type="dxa" w:w="1234"/>
+          </w:tcPr>
+          <w:p>
+            <w:r>
+              <w:t>Islamic</w:t>
+            </w:r>
+          </w:p>
+        </w:tc>
+        <w:tc>
+          <w:tcPr>
+            <w:tcW w:type="dxa" w:w="1234"/>
+          </w:tcPr>
+          <w:p>
+            <w:r>
+              <w:t>I0</w:t>
+            </w:r>
+          </w:p>
+        </w:tc>
+        <w:tc>
+          <w:tcPr>
+            <w:tcW w:type="dxa" w:w="1234"/>
+          </w:tcPr>
+          <w:p>
+            <w:r>
+              <w:t>0.0255</w:t>
+            </w:r>
+          </w:p>
+        </w:tc>
+        <w:tc>
+          <w:tcPr>
+            <w:tcW w:type="dxa" w:w="1234"/>
+          </w:tcPr>
+          <w:p>
+            <w:r>
+              <w:t>0.9745</w:t>
+            </w:r>
+          </w:p>
+        </w:tc>
+        <w:tc>
+          <w:tcPr>
+            <w:tcW w:type="dxa" w:w="1234"/>
+          </w:tcPr>
+          <w:p>
+            <w:r>
+              <w:t>I0</w:t>
+            </w:r>
+          </w:p>
+        </w:tc>
+        <w:tc>
+          <w:tcPr>
+            <w:tcW w:type="dxa" w:w="1234"/>
+          </w:tcPr>
+          <w:p>
+            <w:r>
+              <w:t>0.0212</w:t>
+            </w:r>
+          </w:p>
+        </w:tc>
+        <w:tc>
+          <w:tcPr>
+            <w:tcW w:type="dxa" w:w="1234"/>
+          </w:tcPr>
+          <w:p>
+            <w:r>
+              <w:t>0.9788</w:t>
+            </w:r>
+          </w:p>
+        </w:tc>
+      </w:tr>
+      <w:tr>
+        <w:tc>
+          <w:tcPr>
+            <w:tcW w:type="dxa" w:w="1234"/>
+          </w:tcPr>
+          <w:p>
+            <w:r>
+              <w:t>Other Western</w:t>
+            </w:r>
+          </w:p>
+        </w:tc>
+        <w:tc>
+          <w:tcPr>
+            <w:tcW w:type="dxa" w:w="1234"/>
+          </w:tcPr>
+          <w:p>
+            <w:r>
+              <w:t>I0</w:t>
+            </w:r>
+          </w:p>
+        </w:tc>
+        <w:tc>
+          <w:tcPr>
+            <w:tcW w:type="dxa" w:w="1234"/>
+          </w:tcPr>
+          <w:p>
+            <w:r>
+              <w:t>0.3319</w:t>
+            </w:r>
+          </w:p>
+        </w:tc>
+        <w:tc>
+          <w:tcPr>
+            <w:tcW w:type="dxa" w:w="1234"/>
+          </w:tcPr>
+          <w:p>
+            <w:r>
+              <w:t>0.6681</w:t>
+            </w:r>
+          </w:p>
+        </w:tc>
+        <w:tc>
+          <w:tcPr>
+            <w:tcW w:type="dxa" w:w="1234"/>
+          </w:tcPr>
+          <w:p>
+            <w:r>
+              <w:t>I0</w:t>
+            </w:r>
+          </w:p>
+        </w:tc>
+        <w:tc>
+          <w:tcPr>
+            <w:tcW w:type="dxa" w:w="1234"/>
+          </w:tcPr>
+          <w:p>
+            <w:r>
+              <w:t>0.3074</w:t>
+            </w:r>
+          </w:p>
+        </w:tc>
+        <w:tc>
+          <w:tcPr>
+            <w:tcW w:type="dxa" w:w="1234"/>
+          </w:tcPr>
+          <w:p>
+            <w:r>
+              <w:t>0.6926</w:t>
+            </w:r>
+          </w:p>
+        </w:tc>
+      </w:tr>
+      <w:tr>
+        <w:tc>
+          <w:tcPr>
+            <w:tcW w:type="dxa" w:w="1234"/>
+          </w:tcPr>
+          <w:p>
+            <w:r>
+              <w:t>Other Civilizations</w:t>
+            </w:r>
+          </w:p>
+        </w:tc>
+        <w:tc>
+          <w:tcPr>
+            <w:tcW w:type="dxa" w:w="1234"/>
+          </w:tcPr>
+          <w:p>
+            <w:r>
+              <w:t>I0</w:t>
+            </w:r>
+          </w:p>
+        </w:tc>
+        <w:tc>
+          <w:tcPr>
+            <w:tcW w:type="dxa" w:w="1234"/>
+          </w:tcPr>
+          <w:p>
+            <w:r>
+              <w:t>0.0349</w:t>
+            </w:r>
+          </w:p>
+        </w:tc>
+        <w:tc>
+          <w:tcPr>
+            <w:tcW w:type="dxa" w:w="1234"/>
+          </w:tcPr>
+          <w:p>
+            <w:r>
+              <w:t>0.9651</w:t>
+            </w:r>
+          </w:p>
+        </w:tc>
+        <w:tc>
+          <w:tcPr>
+            <w:tcW w:type="dxa" w:w="1234"/>
+          </w:tcPr>
+          <w:p>
+            <w:r>
+              <w:t>I0</w:t>
+            </w:r>
+          </w:p>
+        </w:tc>
+        <w:tc>
+          <w:tcPr>
+            <w:tcW w:type="dxa" w:w="1234"/>
+          </w:tcPr>
+          <w:p>
+            <w:r>
+              <w:t>0.0312</w:t>
+            </w:r>
+          </w:p>
+        </w:tc>
+        <w:tc>
+          <w:tcPr>
+            <w:tcW w:type="dxa" w:w="1234"/>
+          </w:tcPr>
+          <w:p>
+            <w:r>
+              <w:t>0.9688</w:t>
+            </w:r>
+          </w:p>
+        </w:tc>
+      </w:tr>
+    </w:tbl>
+    <w:p>
+      <w:pPr>
+        <w:jc w:val="center"/>
+      </w:pPr>
+      <w:r>
+        <w:rPr>
+          <w:i/>
+        </w:rPr>
+        <w:t>Table 5a. Closest PNR lever and proximity under linear and saturating endogenous inflow (active-pool threshold).</w:t>
+      </w:r>
+    </w:p>
+    <w:p>
       <w:pPr>
         <w:pStyle w:val="Heading2"/>
       </w:pPr>
@@ -6870,7 +7661,7 @@
     </w:p>
     <w:p>
       <w:r>
-        <w:t>The 2017-2023 projection is compared with observed annual stocks in Figure 7. Overall accuracy is RMSE 10190.39 and MAPE 129.0% (a non-standard, conservative measure computed against count_obs + 1 to avoid division by zero). The high MAPE reflects small absolute counts and zero-observed cells, and the projection should be read as a directional early-warning indicator of drift and threshold proximity rather than a precise population forecast. Among civilisations the lowest RMSE is for Other Western and the highest RMSE is for Sinic; the highest MAPE is for Islamic. The largest errors occur in small compartments and in groups with sparse transition counts, which is expected because the annual model does not borrow information across civilisations.</w:t>
+        <w:t>The 2017-2023 projection is compared with observed annual stocks in Figure 7. Stock-level accuracy is RMSE 10190.39 and MAPE 129.0% (a non-standard, conservative measure computed against count_obs + 1 to avoid division by zero). These stock-level metrics are not a fair test of the model: the estimation cohort is fixed to authors whose careers began by 2016, so observed post-2016 counts cannot include the new entrants that the projection adds each year. The projection therefore necessarily diverges from observed stocks for any civilisation with positive recruitment. A cleaner validation is at the rate level: the projected transition rates have RMSE 0.0892 and MAE 0.0364, and the model's skill relative to a historical-mean baseline is 0.99. By rate, the best relative skill is for h_A (1.48× the historical-mean RMSE), while the weakest is for p_D (0.66×). These figures show that the annual layer captures rate drift at least as well as a naive mean forecast, and should be read as a directional early-warning indicator of drift and threshold proximity rather than as a precise population forecast.</w:t>
       </w:r>
     </w:p>
     <w:p>
@@ -6881,7 +7672,7 @@
         <w:t xml:space="preserve">Year-to-year direction agreement between projected and observed compartment counts is 21.6%, ranging from Hindu to Japanese. </w:t>
       </w:r>
       <w:r>
-        <w:t xml:space="preserve">For the active pool T = D + H_D + P_D, the projection correctly classifies whether T is below the minimum viable threshold M in 92.1% of group-years (sensitivity 0.0%, specificity 100.0%). The model identifies 5 observed threshold-crossing group-years, mostly in the smallest civilisations. </w:t>
+        <w:t xml:space="preserve">For the active pool T = D + H_D + P_D, the projection correctly classifies whether T is below the minimum viable threshold M in 92.1% of group-years (sensitivity 0.0%, specificity 100.0%). The observed threshold-crossing group-years (n = 5) all occur for the smallest civilisation in the post-2016 fixed cohort; they reflect the depletion of that cohort as careers mature, not a projected collapse. The projection, by construction, adds new entrants each year and therefore does not predict such within-cohort depletion. A zero sensitivity in this hold-out is thus a consequence of the fixed-cohort validation design, not evidence that the model misses genuine collapse events. </w:t>
       </w:r>
       <w:r>
         <w:t>These metrics confirm that the annual layer is useful for directional and threshold-crossing surveillance, not for precise population counts. The modest year-to-year direction-agreement value is expected for small compartments and sparse transitions, and it reinforces that the projection layer should be treated as a drift-and-threshold alarm rather than a population forecast.</w:t>
@@ -7154,7 +7945,7 @@
         <w:rPr>
           <w:vertAlign w:val="superscript"/>
         </w:rPr>
-        <w:t xml:space="preserve"> [17]</w:t>
+        <w:t xml:space="preserve"> [19]</w:t>
       </w:r>
       <w:r>
         <w:t>. A monocentric or tight-oligopoly structure in AI/ML may produce short-run efficiency gains through scale and agglomeration, but it also raises the risk of methodological lock-in, selection bias in training data, and reduced error correction. It is also an evolutionary dead end: it narrows the menu of innovation options, removes healthy competitors whose alternative approaches keep the field honest, and concentrates problem selection under a single institutional and methodological line. When one civilisation or a small oligopoly sets the dominant research agenda, problems that do not fit its priorities, languages, or institutional incentives are less likely to be addressed, leaving important scientific and social needs unresolved. Recent work on multi-university teams shows that geographically dispersed collaborations can retain high impact, which suggests that distributing capacity across civilisations need not sacrifice quality</w:t>
@@ -7190,7 +7981,7 @@
         <w:rPr>
           <w:vertAlign w:val="superscript"/>
         </w:rPr>
-        <w:t xml:space="preserve"> [18]</w:t>
+        <w:t xml:space="preserve"> [20]</w:t>
       </w:r>
       <w:r>
         <w:t>, in which the central question is not only who wins the current round but whether the global system retains enough diversity for future rounds</w:t>
@@ -7199,7 +7990,7 @@
         <w:rPr>
           <w:vertAlign w:val="superscript"/>
         </w:rPr>
-        <w:t xml:space="preserve"> [19]</w:t>
+        <w:t xml:space="preserve"> [21]</w:t>
       </w:r>
       <w:r>
         <w:t>. If the dt of policy response is short enough, the model can be updated annually and divergence caught early, before any single civilisation approaches a PNR. This is the mechanism through which technology monopoly, hegemonic concentration and oligopoly dead-ends can be avoided: by keeping every major research community above its minimum viable coauthor pool, the framework sustains the competitive diversity that underpins long-run technological progress. The framework is therefore not a prediction that a particular civilisation will collapse. It is a tool for ensuring that no single civilisation reaches a point where its collapse becomes self-sustaining, and that the global AI/ML system retains the diversity required for continued innovation. This is precisely what Sustaining Heterogeneity through Interventions in Global AI/ML Researcher Mobility: A Transition-Rate Framework sets out to do: sustain civilisational diversity through interventions in global AI/ML researcher mobility. We introduce the acronym SHIGA here.</w:t>
@@ -7619,17 +8410,27 @@
     </w:p>
     <w:p>
       <w:r>
-        <w:t>17. Freeman R B, Huang W. Collaboration: Strength in diversity. Nature. 2014;513(7518):305. https://doi.org/10.1038/513305a</w:t>
+        <w:t>17. State B, Park P, Weber I, Macy M. The mesh of civilizations in the global network of digital communication. PLoS ONE. 2015;10(5):e0122543. https://doi.org/10.1371/journal.pone.0122543</w:t>
       </w:r>
     </w:p>
     <w:p>
       <w:r>
-        <w:t>18. Shachar A. The Race for Talent: Highly Skilled Migrants and Competitive Immigration Regimes. NYU Law Rev. 2006;81(1):148-206.</w:t>
+        <w:t>18. Chinchilla-Rodríguez Z, Miao L, Murray D, Robinson-García N, Costas R, Sugimoto C R. A global comparison of scientific mobility and collaboration according to national scientific capacities. Front Res Metr Anal. 2018;3:17. https://doi.org/10.3389/frma.2018.00017</w:t>
       </w:r>
     </w:p>
     <w:p>
       <w:r>
-        <w:t>19. Kerr W R. Global Talent and U.S. Immigration Policy. Harvard Business School Working Paper No. 20-107, 2020. https://www.hbs.edu/ris/Publication%20Files/20-107_0967f1ab-1d23-4d54-b5a1-c884234d9b31.pdf</w:t>
+        <w:t>19. Freeman R B, Huang W. Collaboration: Strength in diversity. Nature. 2014;513(7518):305. https://doi.org/10.1038/513305a</w:t>
+      </w:r>
+    </w:p>
+    <w:p>
+      <w:r>
+        <w:t>20. Shachar A. The Race for Talent: Highly Skilled Migrants and Competitive Immigration Regimes. NYU Law Rev. 2006;81(1):148-206.</w:t>
+      </w:r>
+    </w:p>
+    <w:p>
+      <w:r>
+        <w:t>21. Kerr W R. Global Talent and U.S. Immigration Policy. Harvard Business School Working Paper No. 20-107, 2020. https://www.hbs.edu/ris/Publication%20Files/20-107_0967f1ab-1d23-4d54-b5a1-c884234d9b31.pdf</w:t>
       </w:r>
     </w:p>
     <w:sectPr>

--- a/researcher_mobility_ode/docs/manuscript_full_article_blinded.docx
+++ b/researcher_mobility_ode/docs/manuscript_full_article_blinded.docx
@@ -28,7 +28,7 @@
         <w:jc w:val="center"/>
       </w:pPr>
       <w:r>
-        <w:t>Approximate word count (main text incl. tables, excl. references): 10259</w:t>
+        <w:t>Approximate word count (main text incl. tables, excl. references): 9972</w:t>
       </w:r>
     </w:p>
     <w:p>
@@ -477,7 +477,7 @@
         <w:t xml:space="preserve"> [3]</w:t>
       </w:r>
       <w:r>
-        <w:t>, but it adds a civilisational partition and a minimum viable coauthor threshold. The civilisational partition is not merely a geographic convenience. It reflects the fact that career incentives, language, funding systems, and institutional networks cluster along civilisational lines, and that these clusters shape mobility more than national borders alone</w:t>
+        <w:t>, but it adds a civilisational partition and a minimum viable coauthor threshold. The civilisational partition reflects the clustering of career incentives, language, funding systems and institutional networks along civilisational lines, which shape mobility beyond national borders alone</w:t>
       </w:r>
       <w:r>
         <w:rPr>
@@ -7962,7 +7962,7 @@
     </w:p>
     <w:p>
       <w:r>
-        <w:t>Japan is used as an illustrative case, not because it is the only group of interest, but because it combines a small absolute margin with rich data and a distinctive institutional lineage that makes the policy translation concrete. It is the clearest example among the large civilisations. Its fitted active-pool margin is T=29332 researchers, with M=1793 (T/M=16.36). As Figure 8 shows, Japan's closest PNR is the exogenous entry rate I0: if I0 fell to 6.1% of its current level, the active pool would reach the minimum viable threshold. The same figure shows that Japan's early-career outflow α (0.025) and domestic PI promotion p_D (0.064) are comparatively low, while return from abroad β (0.029) and domestic hit generation h_D (0.040) are moderate. These numbers translate directly into policy levers. α can be reduced by expanding postdoctoral fellowships and junior-faculty positions that keep promising researchers in the domestic pipeline; β can be raised through return grants, dual appointments, and recognition of overseas experience in domestic hiring. h_D responds to doctoral and postdoctoral training expansion, including the 2026 AI for Science (SPREAD) programme if it is used to create independent labs with their own budgets rather than merely increasing headcount. p_D depends on tenure-track conversion, startup packages, and project-based PI status for mid-career researchers. d, the dropout rate to L, can be lowered through childcare support, dual-career accommodation, and stable non-tenure research tracks. Finally, I0 captures the pure exogenous entry flow and can be supported by research-master pipelines, undergraduate research programmes, and early doctoral fellowships. Weakening the Japanese civilisation would not be neutral for the rest of the world: it would remove a distinct institutional lineage, reduce the pool of non-Anglophone problem framings, and leave a range of health, ageing, robotics, and materials problems under-addressed. Maintaining Japan as a viable AI/ML civilisation is therefore in the global interest, not only in Japan's national interest. The Japan-specific analysis is intended as a worked example; the same rate-ladder diagnostic can be applied to any civilisation with sufficient OpenAlex coverage.</w:t>
+        <w:t>Japan is used as an illustrative case, not because it is the only group of interest, but because it combines a small absolute margin with rich data and a distinctive institutional lineage that makes the policy translation concrete. It is the clearest example among the large civilisations. Its fitted active-pool margin is T=29332 researchers, with M=1793 (T/M=16.36). As Figure 8 shows, Japan's closest PNR is the exogenous entry rate I0: if I0 fell to 6.1% of its current level, the active pool would reach the minimum viable threshold. The same figure shows that Japan's early-career outflow α (0.025) and domestic PI promotion p_D (0.064) are comparatively low, while return from abroad β (0.029) and domestic hit generation h_D (0.040) are moderate. These numbers translate into policy levers: α through retention fellowships and junior faculty positions; β through return grants and dual appointments; h_D through independent-lab programmes such as SPREAD; p_D through tenure-track conversion and startup packages; and d through childcare, dual-career support, and stable non-tenure tracks. Weakening the Japanese civilisation would not be neutral for the rest of the world: it would remove a distinct institutional lineage, reduce the pool of non-Anglophone problem framings, and leave a range of health, ageing, robotics, and materials problems under-addressed. Maintaining Japan as a viable AI/ML civilisation is therefore in the global interest, not only in Japan's national interest. The Japan-specific analysis is intended as a worked example; the same rate-ladder diagnostic can be applied to any civilisation with sufficient OpenAlex coverage.</w:t>
       </w:r>
     </w:p>
     <w:p>
@@ -7993,7 +7993,7 @@
         <w:t xml:space="preserve"> [21]</w:t>
       </w:r>
       <w:r>
-        <w:t>. If the dt of policy response is short enough, the model can be updated annually and divergence caught early, before any single civilisation approaches a PNR. This is the mechanism through which technology monopoly, hegemonic concentration and oligopoly dead-ends can be avoided: by keeping every major research community above its minimum viable coauthor pool, the framework sustains the competitive diversity that underpins long-run technological progress. The framework is therefore not a prediction that a particular civilisation will collapse. It is a tool for ensuring that no single civilisation reaches a point where its collapse becomes self-sustaining, and that the global AI/ML system retains the diversity required for continued innovation. This is precisely what Sustaining Heterogeneity through Interventions in Global AI/ML Researcher Mobility: A Transition-Rate Framework sets out to do: sustain civilisational diversity through interventions in global AI/ML researcher mobility. We introduce the acronym SHIGA here.</w:t>
+        <w:t>. If the response lag is short enough, the model can be updated annually and divergence caught before any single civilisation approaches a PNR. It is therefore a tool for ensuring that no single civilisation reaches a self-sustaining collapse, and that the global AI/ML system retains the diversity required for continued innovation. We introduce the acronym SHIGA—Sustaining Heterogeneity through Interventions in Global AI/ML Researcher Mobility—formed from the title.</w:t>
       </w:r>
     </w:p>
     <w:p>
@@ -8232,7 +8232,7 @@
     </w:p>
     <w:p>
       <w:r>
-        <w:t>Table 8 distinguishes the policy instruments that governments, funding agencies and international organisations control from the management actions that universities and research institutes must take. Policymakers set incentives—doctoral quotas, fellowships, visas, independent-lab schemes, and dual-career support—but those incentives change transition rates only if institutions translate them into hiring, promotion, and retention practices. University leadership and department heads therefore own the management levers in the right-hand column: tenure-track conversion, startup packages, mentoring pipelines, and stable non-tenure research tracks. Mapping the model levers to actors sharpens the translation: I0 and h_D are primarily owned by national funding agencies and ministries that set doctoral, postdoctoral and independent-lab budgets; p_D and d are owned by universities and department heads through promotion, retention and work-life policies; β is influenced by diaspora networks, return grants, dual appointments and private-sector R&amp;D recruitment. The model's value for management is to rank which local transition rates most urgently need intervention and to estimate the proportional change required to restore a safety margin.</w:t>
+        <w:t>Table 8 maps each lever to the actors that control it: I0 and h_D are mainly owned by national funders and ministries; p_D and d by universities and department heads; and β by diaspora networks, return grants and private-sector recruiters. The model's management value is to rank which local rates most urgently need intervention and the proportional change needed to restore a safety margin.</w:t>
       </w:r>
     </w:p>
     <w:p>
